--- a/assets/contract/Ktwoo_Visuals_Project_Brief.docx
+++ b/assets/contract/Ktwoo_Visuals_Project_Brief.docx
@@ -146,12 +146,6 @@
         <w:gridCol w:w="7160"/>
       </w:tblGrid>
       <w:tr>
-        <w:tblPrEx>
-          <w:tblCellMar>
-            <w:top w:w="0" w:type="dxa"/>
-            <w:bottom w:w="0" w:type="dxa"/>
-          </w:tblCellMar>
-        </w:tblPrEx>
         <w:tc>
           <w:tcPr>
             <w:tcW w:w="2200" w:type="dxa"/>
@@ -210,12 +204,6 @@
         </w:tc>
       </w:tr>
       <w:tr>
-        <w:tblPrEx>
-          <w:tblCellMar>
-            <w:top w:w="0" w:type="dxa"/>
-            <w:bottom w:w="0" w:type="dxa"/>
-          </w:tblCellMar>
-        </w:tblPrEx>
         <w:tc>
           <w:tcPr>
             <w:tcW w:w="2200" w:type="dxa"/>
@@ -274,12 +262,6 @@
         </w:tc>
       </w:tr>
       <w:tr>
-        <w:tblPrEx>
-          <w:tblCellMar>
-            <w:top w:w="0" w:type="dxa"/>
-            <w:bottom w:w="0" w:type="dxa"/>
-          </w:tblCellMar>
-        </w:tblPrEx>
         <w:tc>
           <w:tcPr>
             <w:tcW w:w="2200" w:type="dxa"/>
@@ -413,11 +395,6 @@
         <w:lastRenderedPageBreak/>
         <w:t>1. Project Overview</w:t>
       </w:r>
-    </w:p>
-    <w:p>
-      <w:pPr>
-        <w:spacing w:before="80" w:after="80"/>
-      </w:pPr>
     </w:p>
     <w:tbl>
       <w:tblPr>
@@ -441,12 +418,6 @@
         <w:gridCol w:w="6360"/>
       </w:tblGrid>
       <w:tr>
-        <w:tblPrEx>
-          <w:tblCellMar>
-            <w:top w:w="0" w:type="dxa"/>
-            <w:bottom w:w="0" w:type="dxa"/>
-          </w:tblCellMar>
-        </w:tblPrEx>
         <w:tc>
           <w:tcPr>
             <w:tcW w:w="3000" w:type="dxa"/>
@@ -503,12 +474,6 @@
         </w:tc>
       </w:tr>
       <w:tr>
-        <w:tblPrEx>
-          <w:tblCellMar>
-            <w:top w:w="0" w:type="dxa"/>
-            <w:bottom w:w="0" w:type="dxa"/>
-          </w:tblCellMar>
-        </w:tblPrEx>
         <w:tc>
           <w:tcPr>
             <w:tcW w:w="3000" w:type="dxa"/>
@@ -565,12 +530,6 @@
         </w:tc>
       </w:tr>
       <w:tr>
-        <w:tblPrEx>
-          <w:tblCellMar>
-            <w:top w:w="0" w:type="dxa"/>
-            <w:bottom w:w="0" w:type="dxa"/>
-          </w:tblCellMar>
-        </w:tblPrEx>
         <w:tc>
           <w:tcPr>
             <w:tcW w:w="3000" w:type="dxa"/>
@@ -627,12 +586,6 @@
         </w:tc>
       </w:tr>
       <w:tr>
-        <w:tblPrEx>
-          <w:tblCellMar>
-            <w:top w:w="0" w:type="dxa"/>
-            <w:bottom w:w="0" w:type="dxa"/>
-          </w:tblCellMar>
-        </w:tblPrEx>
         <w:tc>
           <w:tcPr>
             <w:tcW w:w="3000" w:type="dxa"/>
@@ -689,12 +642,6 @@
         </w:tc>
       </w:tr>
       <w:tr>
-        <w:tblPrEx>
-          <w:tblCellMar>
-            <w:top w:w="0" w:type="dxa"/>
-            <w:bottom w:w="0" w:type="dxa"/>
-          </w:tblCellMar>
-        </w:tblPrEx>
         <w:tc>
           <w:tcPr>
             <w:tcW w:w="3000" w:type="dxa"/>
@@ -779,11 +726,6 @@
       <w:r>
         <w:t>2. Design System</w:t>
       </w:r>
-    </w:p>
-    <w:p>
-      <w:pPr>
-        <w:spacing w:before="80" w:after="80"/>
-      </w:pPr>
     </w:p>
     <w:tbl>
       <w:tblPr>
@@ -807,12 +749,6 @@
         <w:gridCol w:w="6560"/>
       </w:tblGrid>
       <w:tr>
-        <w:tblPrEx>
-          <w:tblCellMar>
-            <w:top w:w="0" w:type="dxa"/>
-            <w:bottom w:w="0" w:type="dxa"/>
-          </w:tblCellMar>
-        </w:tblPrEx>
         <w:tc>
           <w:tcPr>
             <w:tcW w:w="2800" w:type="dxa"/>
@@ -875,12 +811,6 @@
         </w:tc>
       </w:tr>
       <w:tr>
-        <w:tblPrEx>
-          <w:tblCellMar>
-            <w:top w:w="0" w:type="dxa"/>
-            <w:bottom w:w="0" w:type="dxa"/>
-          </w:tblCellMar>
-        </w:tblPrEx>
         <w:tc>
           <w:tcPr>
             <w:tcW w:w="2800" w:type="dxa"/>
@@ -904,17 +834,8 @@
                 <w:sz w:val="18"/>
                 <w:szCs w:val="18"/>
               </w:rPr>
-              <w:t xml:space="preserve">Primary </w:t>
-            </w:r>
-            <w:proofErr w:type="spellStart"/>
-            <w:r>
-              <w:rPr>
-                <w:sz w:val="18"/>
-                <w:szCs w:val="18"/>
-              </w:rPr>
-              <w:t>Color</w:t>
-            </w:r>
-            <w:proofErr w:type="spellEnd"/>
+              <w:t>Primary Color</w:t>
+            </w:r>
           </w:p>
         </w:tc>
         <w:tc>
@@ -946,12 +867,6 @@
         </w:tc>
       </w:tr>
       <w:tr>
-        <w:tblPrEx>
-          <w:tblCellMar>
-            <w:top w:w="0" w:type="dxa"/>
-            <w:bottom w:w="0" w:type="dxa"/>
-          </w:tblCellMar>
-        </w:tblPrEx>
         <w:tc>
           <w:tcPr>
             <w:tcW w:w="2800" w:type="dxa"/>
@@ -975,17 +890,8 @@
                 <w:sz w:val="18"/>
                 <w:szCs w:val="18"/>
               </w:rPr>
-              <w:t xml:space="preserve">Secondary </w:t>
-            </w:r>
-            <w:proofErr w:type="spellStart"/>
-            <w:r>
-              <w:rPr>
-                <w:sz w:val="18"/>
-                <w:szCs w:val="18"/>
-              </w:rPr>
-              <w:t>Color</w:t>
-            </w:r>
-            <w:proofErr w:type="spellEnd"/>
+              <w:t>Secondary Color</w:t>
+            </w:r>
           </w:p>
         </w:tc>
         <w:tc>
@@ -1017,12 +923,6 @@
         </w:tc>
       </w:tr>
       <w:tr>
-        <w:tblPrEx>
-          <w:tblCellMar>
-            <w:top w:w="0" w:type="dxa"/>
-            <w:bottom w:w="0" w:type="dxa"/>
-          </w:tblCellMar>
-        </w:tblPrEx>
         <w:tc>
           <w:tcPr>
             <w:tcW w:w="2800" w:type="dxa"/>
@@ -1046,17 +946,8 @@
                 <w:sz w:val="18"/>
                 <w:szCs w:val="18"/>
               </w:rPr>
-              <w:t xml:space="preserve">Accent </w:t>
-            </w:r>
-            <w:proofErr w:type="spellStart"/>
-            <w:r>
-              <w:rPr>
-                <w:sz w:val="18"/>
-                <w:szCs w:val="18"/>
-              </w:rPr>
-              <w:t>Color</w:t>
-            </w:r>
-            <w:proofErr w:type="spellEnd"/>
+              <w:t>Accent Color</w:t>
+            </w:r>
           </w:p>
         </w:tc>
         <w:tc>
@@ -1088,12 +979,6 @@
         </w:tc>
       </w:tr>
       <w:tr>
-        <w:tblPrEx>
-          <w:tblCellMar>
-            <w:top w:w="0" w:type="dxa"/>
-            <w:bottom w:w="0" w:type="dxa"/>
-          </w:tblCellMar>
-        </w:tblPrEx>
         <w:tc>
           <w:tcPr>
             <w:tcW w:w="2800" w:type="dxa"/>
@@ -1150,12 +1035,6 @@
         </w:tc>
       </w:tr>
       <w:tr>
-        <w:tblPrEx>
-          <w:tblCellMar>
-            <w:top w:w="0" w:type="dxa"/>
-            <w:bottom w:w="0" w:type="dxa"/>
-          </w:tblCellMar>
-        </w:tblPrEx>
         <w:tc>
           <w:tcPr>
             <w:tcW w:w="2800" w:type="dxa"/>
@@ -1212,12 +1091,6 @@
         </w:tc>
       </w:tr>
       <w:tr>
-        <w:tblPrEx>
-          <w:tblCellMar>
-            <w:top w:w="0" w:type="dxa"/>
-            <w:bottom w:w="0" w:type="dxa"/>
-          </w:tblCellMar>
-        </w:tblPrEx>
         <w:tc>
           <w:tcPr>
             <w:tcW w:w="2800" w:type="dxa"/>
@@ -1292,21 +1165,11 @@
     </w:p>
     <w:p>
       <w:pPr>
-        <w:spacing w:before="80" w:after="80"/>
-      </w:pPr>
-    </w:p>
-    <w:p>
-      <w:pPr>
         <w:spacing w:before="60" w:after="60"/>
       </w:pPr>
       <w:r>
         <w:t>The website will consist of 13 pages total:</w:t>
       </w:r>
-    </w:p>
-    <w:p>
-      <w:pPr>
-        <w:spacing w:before="80" w:after="80"/>
-      </w:pPr>
     </w:p>
     <w:p>
       <w:pPr>
@@ -1370,15 +1233,9 @@
     </w:p>
     <w:p>
       <w:pPr>
-        <w:spacing w:before="80" w:after="80"/>
-      </w:pPr>
-    </w:p>
-    <w:p>
-      <w:pPr>
         <w:pStyle w:val="Heading2"/>
       </w:pPr>
       <w:r>
-        <w:lastRenderedPageBreak/>
         <w:t>Service Pages</w:t>
       </w:r>
     </w:p>
@@ -1431,6 +1288,7 @@
         <w:spacing w:before="40" w:after="40"/>
       </w:pPr>
       <w:r>
+        <w:lastRenderedPageBreak/>
         <w:t>Graduation Shoot</w:t>
       </w:r>
     </w:p>
@@ -1501,11 +1359,6 @@
     </w:p>
     <w:p>
       <w:pPr>
-        <w:spacing w:before="80" w:after="80"/>
-      </w:pPr>
-    </w:p>
-    <w:p>
-      <w:pPr>
         <w:pStyle w:val="Heading1"/>
         <w:pBdr>
           <w:bottom w:val="single" w:sz="4" w:space="6" w:color="C9A84C"/>
@@ -1514,11 +1367,6 @@
       <w:r>
         <w:t>4. Page Blueprints</w:t>
       </w:r>
-    </w:p>
-    <w:p>
-      <w:pPr>
-        <w:spacing w:before="80" w:after="80"/>
-      </w:pPr>
     </w:p>
     <w:p>
       <w:pPr>
@@ -1538,15 +1386,7 @@
         <w:spacing w:before="40" w:after="40"/>
       </w:pPr>
       <w:r>
-        <w:t xml:space="preserve">Fullscreen cinematic hero section with </w:t>
-      </w:r>
-      <w:proofErr w:type="spellStart"/>
-      <w:r>
-        <w:t>centered</w:t>
-      </w:r>
-      <w:proofErr w:type="spellEnd"/>
-      <w:r>
-        <w:t xml:space="preserve"> Ktwoo Visuals logo, tagline, and a single call-to-action button ('Explore Our Work')</w:t>
+        <w:t xml:space="preserve">Fullscreen cinematic hero section </w:t>
       </w:r>
     </w:p>
     <w:p>
@@ -1585,7 +1425,7 @@
         <w:spacing w:before="40" w:after="40"/>
       </w:pPr>
       <w:r>
-        <w:t>Featured portfolio preview showcasing selected photography and videography work</w:t>
+        <w:t>Why choose us section</w:t>
       </w:r>
     </w:p>
     <w:p>
@@ -1598,7 +1438,7 @@
         <w:spacing w:before="40" w:after="40"/>
       </w:pPr>
       <w:r>
-        <w:t>Client testimonials section</w:t>
+        <w:t>About us section</w:t>
       </w:r>
     </w:p>
     <w:p>
@@ -1611,7 +1451,7 @@
         <w:spacing w:before="40" w:after="40"/>
       </w:pPr>
       <w:r>
-        <w:t>Final booking call-to-action section directing users to the Contact page</w:t>
+        <w:t>Client testimonials section</w:t>
       </w:r>
     </w:p>
     <w:p>
@@ -1624,20 +1464,7 @@
         <w:spacing w:before="40" w:after="40"/>
       </w:pPr>
       <w:r>
-        <w:t>Footer containing contact details, social media links, navigation shortcuts, and copyright information</w:t>
-      </w:r>
-    </w:p>
-    <w:p>
-      <w:pPr>
-        <w:spacing w:before="80" w:after="80"/>
-      </w:pPr>
-    </w:p>
-    <w:p>
-      <w:pPr>
-        <w:pStyle w:val="Heading2"/>
-      </w:pPr>
-      <w:r>
-        <w:t>About</w:t>
+        <w:t>Final booking call-to-action section directing users to the Contact page</w:t>
       </w:r>
     </w:p>
     <w:p>
@@ -1650,7 +1477,15 @@
         <w:spacing w:before="40" w:after="40"/>
       </w:pPr>
       <w:r>
-        <w:t>Cinematic hero banner introducing the Ktwoo Visuals brand</w:t>
+        <w:t>Footer containing contact details, social media links, navigation shortcuts, and copyright information</w:t>
+      </w:r>
+    </w:p>
+    <w:p>
+      <w:pPr>
+        <w:pStyle w:val="Heading2"/>
+      </w:pPr>
+      <w:r>
+        <w:t>About</w:t>
       </w:r>
     </w:p>
     <w:p>
@@ -1663,7 +1498,7 @@
         <w:spacing w:before="40" w:after="40"/>
       </w:pPr>
       <w:r>
-        <w:t>Mbuso Mthembu's story, background, and creative journey</w:t>
+        <w:t>Cinematic hero banner introducing the Ktwoo Visuals brand</w:t>
       </w:r>
     </w:p>
     <w:p>
@@ -1676,7 +1511,7 @@
         <w:spacing w:before="40" w:after="40"/>
       </w:pPr>
       <w:r>
-        <w:t>Brand philosophy and creative approach</w:t>
+        <w:t>Mbuso Mthembu's story, background, and creative journey</w:t>
       </w:r>
     </w:p>
     <w:p>
@@ -1689,7 +1524,7 @@
         <w:spacing w:before="40" w:after="40"/>
       </w:pPr>
       <w:r>
-        <w:t>Section highlighting what makes Ktwoo Visuals different from competitors</w:t>
+        <w:t>Brand philosophy and creative approach</w:t>
       </w:r>
     </w:p>
     <w:p>
@@ -1702,7 +1537,7 @@
         <w:spacing w:before="40" w:after="40"/>
       </w:pPr>
       <w:r>
-        <w:t>Optional production and equipment showcase section</w:t>
+        <w:t>Section highlighting what makes Ktwoo Visuals different from competitors</w:t>
       </w:r>
     </w:p>
     <w:p>
@@ -1715,7 +1550,7 @@
         <w:spacing w:before="40" w:after="40"/>
       </w:pPr>
       <w:r>
-        <w:t>Client testimonials or brand statistics section</w:t>
+        <w:t>Optional production and equipment showcase section</w:t>
       </w:r>
     </w:p>
     <w:p>
@@ -1728,20 +1563,7 @@
         <w:spacing w:before="40" w:after="40"/>
       </w:pPr>
       <w:r>
-        <w:t>Call-to-action section directing users to the Contact page</w:t>
-      </w:r>
-    </w:p>
-    <w:p>
-      <w:pPr>
-        <w:spacing w:before="80" w:after="80"/>
-      </w:pPr>
-    </w:p>
-    <w:p>
-      <w:pPr>
-        <w:pStyle w:val="Heading2"/>
-      </w:pPr>
-      <w:r>
-        <w:t>Services (Overview)</w:t>
+        <w:t>Client testimonials or brand statistics section</w:t>
       </w:r>
     </w:p>
     <w:p>
@@ -1754,7 +1576,15 @@
         <w:spacing w:before="40" w:after="40"/>
       </w:pPr>
       <w:r>
-        <w:t>Hero section introducing Ktwoo Visuals services</w:t>
+        <w:t>Call-to-action section directing users to the Contact page</w:t>
+      </w:r>
+    </w:p>
+    <w:p>
+      <w:pPr>
+        <w:pStyle w:val="Heading2"/>
+      </w:pPr>
+      <w:r>
+        <w:t>Services (Overview)</w:t>
       </w:r>
     </w:p>
     <w:p>
@@ -1767,7 +1597,7 @@
         <w:spacing w:before="40" w:after="40"/>
       </w:pPr>
       <w:r>
-        <w:t>Services grid displaying all 9 service categories with visual previews, price ranges, and 'View Packages' buttons</w:t>
+        <w:t>Hero section introducing Ktwoo Visuals services</w:t>
       </w:r>
     </w:p>
     <w:p>
@@ -1780,7 +1610,7 @@
         <w:spacing w:before="40" w:after="40"/>
       </w:pPr>
       <w:r>
-        <w:t>Short overview of the booking and creative process</w:t>
+        <w:t>Services grid displaying all 9 service categories with visual previews, price ranges, and 'View Packages' buttons</w:t>
       </w:r>
     </w:p>
     <w:p>
@@ -1793,7 +1623,7 @@
         <w:spacing w:before="40" w:after="40"/>
       </w:pPr>
       <w:r>
-        <w:t>FAQ section addressing common service-related questions</w:t>
+        <w:t>Short overview of the booking and creative process</w:t>
       </w:r>
     </w:p>
     <w:p>
@@ -1806,8 +1636,7 @@
         <w:spacing w:before="40" w:after="40"/>
       </w:pPr>
       <w:r>
-        <w:lastRenderedPageBreak/>
-        <w:t>Important notice: transportation and accommodation are excluded and charged separately depending on location</w:t>
+        <w:t>FAQ section addressing common service-related questions</w:t>
       </w:r>
     </w:p>
     <w:p>
@@ -1820,7 +1649,7 @@
         <w:spacing w:before="40" w:after="40"/>
       </w:pPr>
       <w:r>
-        <w:t>Important notice: booking is only confirmed after deposit payment</w:t>
+        <w:t>Important notice: transportation and accommodation are excluded and charged separately depending on location</w:t>
       </w:r>
     </w:p>
     <w:p>
@@ -1833,20 +1662,7 @@
         <w:spacing w:before="40" w:after="40"/>
       </w:pPr>
       <w:r>
-        <w:t>Final booking call-to-action section</w:t>
-      </w:r>
-    </w:p>
-    <w:p>
-      <w:pPr>
-        <w:spacing w:before="80" w:after="80"/>
-      </w:pPr>
-    </w:p>
-    <w:p>
-      <w:pPr>
-        <w:pStyle w:val="Heading2"/>
-      </w:pPr>
-      <w:r>
-        <w:t>Individual Service Pages (Shared Template)</w:t>
+        <w:t>Important notice: booking is only confirmed after deposit payment</w:t>
       </w:r>
     </w:p>
     <w:p>
@@ -1859,7 +1675,15 @@
         <w:spacing w:before="40" w:after="40"/>
       </w:pPr>
       <w:r>
-        <w:t>Service-specific cinematic hero banner with strong visuals</w:t>
+        <w:t>Final booking call-to-action section</w:t>
+      </w:r>
+    </w:p>
+    <w:p>
+      <w:pPr>
+        <w:pStyle w:val="Heading2"/>
+      </w:pPr>
+      <w:r>
+        <w:t>Individual Service Pages (Shared Template)</w:t>
       </w:r>
     </w:p>
     <w:p>
@@ -1872,7 +1696,7 @@
         <w:spacing w:before="40" w:after="40"/>
       </w:pPr>
       <w:r>
-        <w:t>Curated showcase gallery containing 8–12 images or videos related to the service category</w:t>
+        <w:t>Service-specific cinematic hero banner with strong visuals</w:t>
       </w:r>
     </w:p>
     <w:p>
@@ -1885,7 +1709,7 @@
         <w:spacing w:before="40" w:after="40"/>
       </w:pPr>
       <w:r>
-        <w:t>Brief experience overview explaining the service style and creative direction</w:t>
+        <w:t>Curated showcase gallery containing 8–12 images or videos related to the service category</w:t>
       </w:r>
     </w:p>
     <w:p>
@@ -1898,7 +1722,7 @@
         <w:spacing w:before="40" w:after="40"/>
       </w:pPr>
       <w:r>
-        <w:t>Package navigation section (where applicable)</w:t>
+        <w:t>Brief experience overview explaining the service style and creative direction</w:t>
       </w:r>
     </w:p>
     <w:p>
@@ -1924,6 +1748,7 @@
         <w:spacing w:before="40" w:after="40"/>
       </w:pPr>
       <w:r>
+        <w:lastRenderedPageBreak/>
         <w:t>Each package displaying: Team, Included Features, Deliverables, and Starting Price</w:t>
       </w:r>
     </w:p>
@@ -1968,11 +1793,6 @@
     </w:p>
     <w:p>
       <w:pPr>
-        <w:spacing w:before="80" w:after="80"/>
-      </w:pPr>
-    </w:p>
-    <w:p>
-      <w:pPr>
         <w:pStyle w:val="Heading2"/>
       </w:pPr>
       <w:r>
@@ -2085,11 +1905,6 @@
     </w:p>
     <w:p>
       <w:pPr>
-        <w:spacing w:before="80" w:after="80"/>
-      </w:pPr>
-    </w:p>
-    <w:p>
-      <w:pPr>
         <w:pStyle w:val="Heading2"/>
       </w:pPr>
       <w:r>
@@ -2202,11 +2017,6 @@
     </w:p>
     <w:p>
       <w:pPr>
-        <w:spacing w:before="80" w:after="80"/>
-      </w:pPr>
-    </w:p>
-    <w:p>
-      <w:pPr>
         <w:pStyle w:val="Heading1"/>
         <w:pBdr>
           <w:bottom w:val="single" w:sz="4" w:space="6" w:color="C9A84C"/>
@@ -2215,11 +2025,6 @@
       <w:r>
         <w:t>5. Pricing Summary</w:t>
       </w:r>
-    </w:p>
-    <w:p>
-      <w:pPr>
-        <w:spacing w:before="80" w:after="80"/>
-      </w:pPr>
     </w:p>
     <w:tbl>
       <w:tblPr>
@@ -2245,12 +2050,6 @@
         <w:gridCol w:w="2080"/>
       </w:tblGrid>
       <w:tr>
-        <w:tblPrEx>
-          <w:tblCellMar>
-            <w:top w:w="0" w:type="dxa"/>
-            <w:bottom w:w="0" w:type="dxa"/>
-          </w:tblCellMar>
-        </w:tblPrEx>
         <w:tc>
           <w:tcPr>
             <w:tcW w:w="3120" w:type="dxa"/>
@@ -2277,7 +2076,6 @@
                 <w:sz w:val="18"/>
                 <w:szCs w:val="18"/>
               </w:rPr>
-              <w:lastRenderedPageBreak/>
               <w:t>Service</w:t>
             </w:r>
           </w:p>
@@ -2374,12 +2172,6 @@
         </w:tc>
       </w:tr>
       <w:tr>
-        <w:tblPrEx>
-          <w:tblCellMar>
-            <w:top w:w="0" w:type="dxa"/>
-            <w:bottom w:w="0" w:type="dxa"/>
-          </w:tblCellMar>
-        </w:tblPrEx>
         <w:tc>
           <w:tcPr>
             <w:tcW w:w="3120" w:type="dxa"/>
@@ -2490,12 +2282,6 @@
         </w:tc>
       </w:tr>
       <w:tr>
-        <w:tblPrEx>
-          <w:tblCellMar>
-            <w:top w:w="0" w:type="dxa"/>
-            <w:bottom w:w="0" w:type="dxa"/>
-          </w:tblCellMar>
-        </w:tblPrEx>
         <w:tc>
           <w:tcPr>
             <w:tcW w:w="3120" w:type="dxa"/>
@@ -2606,12 +2392,6 @@
         </w:tc>
       </w:tr>
       <w:tr>
-        <w:tblPrEx>
-          <w:tblCellMar>
-            <w:top w:w="0" w:type="dxa"/>
-            <w:bottom w:w="0" w:type="dxa"/>
-          </w:tblCellMar>
-        </w:tblPrEx>
         <w:tc>
           <w:tcPr>
             <w:tcW w:w="3120" w:type="dxa"/>
@@ -2722,12 +2502,6 @@
         </w:tc>
       </w:tr>
       <w:tr>
-        <w:tblPrEx>
-          <w:tblCellMar>
-            <w:top w:w="0" w:type="dxa"/>
-            <w:bottom w:w="0" w:type="dxa"/>
-          </w:tblCellMar>
-        </w:tblPrEx>
         <w:tc>
           <w:tcPr>
             <w:tcW w:w="3120" w:type="dxa"/>
@@ -2838,12 +2612,6 @@
         </w:tc>
       </w:tr>
       <w:tr>
-        <w:tblPrEx>
-          <w:tblCellMar>
-            <w:top w:w="0" w:type="dxa"/>
-            <w:bottom w:w="0" w:type="dxa"/>
-          </w:tblCellMar>
-        </w:tblPrEx>
         <w:tc>
           <w:tcPr>
             <w:tcW w:w="3120" w:type="dxa"/>
@@ -2954,12 +2722,6 @@
         </w:tc>
       </w:tr>
       <w:tr>
-        <w:tblPrEx>
-          <w:tblCellMar>
-            <w:top w:w="0" w:type="dxa"/>
-            <w:bottom w:w="0" w:type="dxa"/>
-          </w:tblCellMar>
-        </w:tblPrEx>
         <w:tc>
           <w:tcPr>
             <w:tcW w:w="3120" w:type="dxa"/>
@@ -3070,12 +2832,6 @@
         </w:tc>
       </w:tr>
       <w:tr>
-        <w:tblPrEx>
-          <w:tblCellMar>
-            <w:top w:w="0" w:type="dxa"/>
-            <w:bottom w:w="0" w:type="dxa"/>
-          </w:tblCellMar>
-        </w:tblPrEx>
         <w:tc>
           <w:tcPr>
             <w:tcW w:w="3120" w:type="dxa"/>
@@ -3186,12 +2942,6 @@
         </w:tc>
       </w:tr>
       <w:tr>
-        <w:tblPrEx>
-          <w:tblCellMar>
-            <w:top w:w="0" w:type="dxa"/>
-            <w:bottom w:w="0" w:type="dxa"/>
-          </w:tblCellMar>
-        </w:tblPrEx>
         <w:tc>
           <w:tcPr>
             <w:tcW w:w="3120" w:type="dxa"/>
@@ -3302,12 +3052,6 @@
         </w:tc>
       </w:tr>
       <w:tr>
-        <w:tblPrEx>
-          <w:tblCellMar>
-            <w:top w:w="0" w:type="dxa"/>
-            <w:bottom w:w="0" w:type="dxa"/>
-          </w:tblCellMar>
-        </w:tblPrEx>
         <w:tc>
           <w:tcPr>
             <w:tcW w:w="3120" w:type="dxa"/>
@@ -3440,24 +3184,15 @@
     </w:p>
     <w:p>
       <w:pPr>
-        <w:spacing w:before="80" w:after="80"/>
-      </w:pPr>
-    </w:p>
-    <w:p>
-      <w:pPr>
         <w:pStyle w:val="Heading1"/>
         <w:pBdr>
           <w:bottom w:val="single" w:sz="4" w:space="6" w:color="C9A84C"/>
         </w:pBdr>
       </w:pPr>
       <w:r>
+        <w:lastRenderedPageBreak/>
         <w:t>6. Booking Inquiry Form</w:t>
       </w:r>
-    </w:p>
-    <w:p>
-      <w:pPr>
-        <w:spacing w:before="80" w:after="80"/>
-      </w:pPr>
     </w:p>
     <w:p>
       <w:pPr>
@@ -3586,15 +3321,7 @@
         <w:spacing w:before="60" w:after="60"/>
       </w:pPr>
       <w:r>
-        <w:t xml:space="preserve">On submission, the form will send the inquiry directly to Mbuso's email using </w:t>
-      </w:r>
-      <w:proofErr w:type="spellStart"/>
-      <w:r>
-        <w:t>EmailJS</w:t>
-      </w:r>
-      <w:proofErr w:type="spellEnd"/>
-      <w:r>
-        <w:t>. No backend or database is required. A confirmation message will be shown to the client after successful submission.</w:t>
+        <w:t>On submission, the form will send the inquiry directly to Mbuso's email using EmailJS. No backend or database is required. A confirmation message will be shown to the client after successful submission.</w:t>
       </w:r>
     </w:p>
     <w:p>
@@ -3668,12 +3395,6 @@
         <w:gridCol w:w="7160"/>
       </w:tblGrid>
       <w:tr>
-        <w:tblPrEx>
-          <w:tblCellMar>
-            <w:top w:w="0" w:type="dxa"/>
-            <w:bottom w:w="0" w:type="dxa"/>
-          </w:tblCellMar>
-        </w:tblPrEx>
         <w:tc>
           <w:tcPr>
             <w:tcW w:w="2200" w:type="dxa"/>
@@ -3736,12 +3457,6 @@
         </w:tc>
       </w:tr>
       <w:tr>
-        <w:tblPrEx>
-          <w:tblCellMar>
-            <w:top w:w="0" w:type="dxa"/>
-            <w:bottom w:w="0" w:type="dxa"/>
-          </w:tblCellMar>
-        </w:tblPrEx>
         <w:tc>
           <w:tcPr>
             <w:tcW w:w="2200" w:type="dxa"/>
@@ -3798,12 +3513,6 @@
         </w:tc>
       </w:tr>
       <w:tr>
-        <w:tblPrEx>
-          <w:tblCellMar>
-            <w:top w:w="0" w:type="dxa"/>
-            <w:bottom w:w="0" w:type="dxa"/>
-          </w:tblCellMar>
-        </w:tblPrEx>
         <w:tc>
           <w:tcPr>
             <w:tcW w:w="2200" w:type="dxa"/>
@@ -3860,12 +3569,6 @@
         </w:tc>
       </w:tr>
       <w:tr>
-        <w:tblPrEx>
-          <w:tblCellMar>
-            <w:top w:w="0" w:type="dxa"/>
-            <w:bottom w:w="0" w:type="dxa"/>
-          </w:tblCellMar>
-        </w:tblPrEx>
         <w:tc>
           <w:tcPr>
             <w:tcW w:w="2200" w:type="dxa"/>
@@ -3964,12 +3667,6 @@
         <w:gridCol w:w="7160"/>
       </w:tblGrid>
       <w:tr>
-        <w:tblPrEx>
-          <w:tblCellMar>
-            <w:top w:w="0" w:type="dxa"/>
-            <w:bottom w:w="0" w:type="dxa"/>
-          </w:tblCellMar>
-        </w:tblPrEx>
         <w:tc>
           <w:tcPr>
             <w:tcW w:w="2200" w:type="dxa"/>
@@ -4032,12 +3729,6 @@
         </w:tc>
       </w:tr>
       <w:tr>
-        <w:tblPrEx>
-          <w:tblCellMar>
-            <w:top w:w="0" w:type="dxa"/>
-            <w:bottom w:w="0" w:type="dxa"/>
-          </w:tblCellMar>
-        </w:tblPrEx>
         <w:tc>
           <w:tcPr>
             <w:tcW w:w="2200" w:type="dxa"/>
@@ -4094,12 +3785,6 @@
         </w:tc>
       </w:tr>
       <w:tr>
-        <w:tblPrEx>
-          <w:tblCellMar>
-            <w:top w:w="0" w:type="dxa"/>
-            <w:bottom w:w="0" w:type="dxa"/>
-          </w:tblCellMar>
-        </w:tblPrEx>
         <w:tc>
           <w:tcPr>
             <w:tcW w:w="2200" w:type="dxa"/>
@@ -4156,12 +3841,6 @@
         </w:tc>
       </w:tr>
       <w:tr>
-        <w:tblPrEx>
-          <w:tblCellMar>
-            <w:top w:w="0" w:type="dxa"/>
-            <w:bottom w:w="0" w:type="dxa"/>
-          </w:tblCellMar>
-        </w:tblPrEx>
         <w:tc>
           <w:tcPr>
             <w:tcW w:w="2200" w:type="dxa"/>
@@ -4260,12 +3939,6 @@
         <w:gridCol w:w="7160"/>
       </w:tblGrid>
       <w:tr>
-        <w:tblPrEx>
-          <w:tblCellMar>
-            <w:top w:w="0" w:type="dxa"/>
-            <w:bottom w:w="0" w:type="dxa"/>
-          </w:tblCellMar>
-        </w:tblPrEx>
         <w:tc>
           <w:tcPr>
             <w:tcW w:w="2200" w:type="dxa"/>
@@ -4328,12 +4001,6 @@
         </w:tc>
       </w:tr>
       <w:tr>
-        <w:tblPrEx>
-          <w:tblCellMar>
-            <w:top w:w="0" w:type="dxa"/>
-            <w:bottom w:w="0" w:type="dxa"/>
-          </w:tblCellMar>
-        </w:tblPrEx>
         <w:tc>
           <w:tcPr>
             <w:tcW w:w="2200" w:type="dxa"/>
@@ -4390,12 +4057,6 @@
         </w:tc>
       </w:tr>
       <w:tr>
-        <w:tblPrEx>
-          <w:tblCellMar>
-            <w:top w:w="0" w:type="dxa"/>
-            <w:bottom w:w="0" w:type="dxa"/>
-          </w:tblCellMar>
-        </w:tblPrEx>
         <w:tc>
           <w:tcPr>
             <w:tcW w:w="2200" w:type="dxa"/>
@@ -4452,12 +4113,6 @@
         </w:tc>
       </w:tr>
       <w:tr>
-        <w:tblPrEx>
-          <w:tblCellMar>
-            <w:top w:w="0" w:type="dxa"/>
-            <w:bottom w:w="0" w:type="dxa"/>
-          </w:tblCellMar>
-        </w:tblPrEx>
         <w:tc>
           <w:tcPr>
             <w:tcW w:w="2200" w:type="dxa"/>
@@ -4574,12 +4229,6 @@
         <w:gridCol w:w="7160"/>
       </w:tblGrid>
       <w:tr>
-        <w:tblPrEx>
-          <w:tblCellMar>
-            <w:top w:w="0" w:type="dxa"/>
-            <w:bottom w:w="0" w:type="dxa"/>
-          </w:tblCellMar>
-        </w:tblPrEx>
         <w:tc>
           <w:tcPr>
             <w:tcW w:w="2200" w:type="dxa"/>
@@ -4642,12 +4291,6 @@
         </w:tc>
       </w:tr>
       <w:tr>
-        <w:tblPrEx>
-          <w:tblCellMar>
-            <w:top w:w="0" w:type="dxa"/>
-            <w:bottom w:w="0" w:type="dxa"/>
-          </w:tblCellMar>
-        </w:tblPrEx>
         <w:tc>
           <w:tcPr>
             <w:tcW w:w="2200" w:type="dxa"/>
@@ -4704,12 +4347,6 @@
         </w:tc>
       </w:tr>
       <w:tr>
-        <w:tblPrEx>
-          <w:tblCellMar>
-            <w:top w:w="0" w:type="dxa"/>
-            <w:bottom w:w="0" w:type="dxa"/>
-          </w:tblCellMar>
-        </w:tblPrEx>
         <w:tc>
           <w:tcPr>
             <w:tcW w:w="2200" w:type="dxa"/>
@@ -4766,12 +4403,6 @@
         </w:tc>
       </w:tr>
       <w:tr>
-        <w:tblPrEx>
-          <w:tblCellMar>
-            <w:top w:w="0" w:type="dxa"/>
-            <w:bottom w:w="0" w:type="dxa"/>
-          </w:tblCellMar>
-        </w:tblPrEx>
         <w:tc>
           <w:tcPr>
             <w:tcW w:w="2200" w:type="dxa"/>
@@ -4870,12 +4501,6 @@
         <w:gridCol w:w="7160"/>
       </w:tblGrid>
       <w:tr>
-        <w:tblPrEx>
-          <w:tblCellMar>
-            <w:top w:w="0" w:type="dxa"/>
-            <w:bottom w:w="0" w:type="dxa"/>
-          </w:tblCellMar>
-        </w:tblPrEx>
         <w:tc>
           <w:tcPr>
             <w:tcW w:w="2200" w:type="dxa"/>
@@ -4902,7 +4527,6 @@
                 <w:sz w:val="18"/>
                 <w:szCs w:val="18"/>
               </w:rPr>
-              <w:lastRenderedPageBreak/>
               <w:t>STANDARD</w:t>
             </w:r>
           </w:p>
@@ -4939,12 +4563,6 @@
         </w:tc>
       </w:tr>
       <w:tr>
-        <w:tblPrEx>
-          <w:tblCellMar>
-            <w:top w:w="0" w:type="dxa"/>
-            <w:bottom w:w="0" w:type="dxa"/>
-          </w:tblCellMar>
-        </w:tblPrEx>
         <w:tc>
           <w:tcPr>
             <w:tcW w:w="2200" w:type="dxa"/>
@@ -5001,12 +4619,6 @@
         </w:tc>
       </w:tr>
       <w:tr>
-        <w:tblPrEx>
-          <w:tblCellMar>
-            <w:top w:w="0" w:type="dxa"/>
-            <w:bottom w:w="0" w:type="dxa"/>
-          </w:tblCellMar>
-        </w:tblPrEx>
         <w:tc>
           <w:tcPr>
             <w:tcW w:w="2200" w:type="dxa"/>
@@ -5063,12 +4675,6 @@
         </w:tc>
       </w:tr>
       <w:tr>
-        <w:tblPrEx>
-          <w:tblCellMar>
-            <w:top w:w="0" w:type="dxa"/>
-            <w:bottom w:w="0" w:type="dxa"/>
-          </w:tblCellMar>
-        </w:tblPrEx>
         <w:tc>
           <w:tcPr>
             <w:tcW w:w="2200" w:type="dxa"/>
@@ -5167,12 +4773,6 @@
         <w:gridCol w:w="7160"/>
       </w:tblGrid>
       <w:tr>
-        <w:tblPrEx>
-          <w:tblCellMar>
-            <w:top w:w="0" w:type="dxa"/>
-            <w:bottom w:w="0" w:type="dxa"/>
-          </w:tblCellMar>
-        </w:tblPrEx>
         <w:tc>
           <w:tcPr>
             <w:tcW w:w="2200" w:type="dxa"/>
@@ -5235,12 +4835,6 @@
         </w:tc>
       </w:tr>
       <w:tr>
-        <w:tblPrEx>
-          <w:tblCellMar>
-            <w:top w:w="0" w:type="dxa"/>
-            <w:bottom w:w="0" w:type="dxa"/>
-          </w:tblCellMar>
-        </w:tblPrEx>
         <w:tc>
           <w:tcPr>
             <w:tcW w:w="2200" w:type="dxa"/>
@@ -5297,12 +4891,6 @@
         </w:tc>
       </w:tr>
       <w:tr>
-        <w:tblPrEx>
-          <w:tblCellMar>
-            <w:top w:w="0" w:type="dxa"/>
-            <w:bottom w:w="0" w:type="dxa"/>
-          </w:tblCellMar>
-        </w:tblPrEx>
         <w:tc>
           <w:tcPr>
             <w:tcW w:w="2200" w:type="dxa"/>
@@ -5359,12 +4947,6 @@
         </w:tc>
       </w:tr>
       <w:tr>
-        <w:tblPrEx>
-          <w:tblCellMar>
-            <w:top w:w="0" w:type="dxa"/>
-            <w:bottom w:w="0" w:type="dxa"/>
-          </w:tblCellMar>
-        </w:tblPrEx>
         <w:tc>
           <w:tcPr>
             <w:tcW w:w="2200" w:type="dxa"/>
@@ -5456,6 +5038,7 @@
           <w:sz w:val="22"/>
           <w:szCs w:val="22"/>
         </w:rPr>
+        <w:lastRenderedPageBreak/>
         <w:t>PREMIUM — From R8 500</w:t>
       </w:r>
     </w:p>
@@ -5481,12 +5064,6 @@
         <w:gridCol w:w="7160"/>
       </w:tblGrid>
       <w:tr>
-        <w:tblPrEx>
-          <w:tblCellMar>
-            <w:top w:w="0" w:type="dxa"/>
-            <w:bottom w:w="0" w:type="dxa"/>
-          </w:tblCellMar>
-        </w:tblPrEx>
         <w:tc>
           <w:tcPr>
             <w:tcW w:w="2200" w:type="dxa"/>
@@ -5549,12 +5126,6 @@
         </w:tc>
       </w:tr>
       <w:tr>
-        <w:tblPrEx>
-          <w:tblCellMar>
-            <w:top w:w="0" w:type="dxa"/>
-            <w:bottom w:w="0" w:type="dxa"/>
-          </w:tblCellMar>
-        </w:tblPrEx>
         <w:tc>
           <w:tcPr>
             <w:tcW w:w="2200" w:type="dxa"/>
@@ -5611,12 +5182,6 @@
         </w:tc>
       </w:tr>
       <w:tr>
-        <w:tblPrEx>
-          <w:tblCellMar>
-            <w:top w:w="0" w:type="dxa"/>
-            <w:bottom w:w="0" w:type="dxa"/>
-          </w:tblCellMar>
-        </w:tblPrEx>
         <w:tc>
           <w:tcPr>
             <w:tcW w:w="2200" w:type="dxa"/>
@@ -5673,12 +5238,6 @@
         </w:tc>
       </w:tr>
       <w:tr>
-        <w:tblPrEx>
-          <w:tblCellMar>
-            <w:top w:w="0" w:type="dxa"/>
-            <w:bottom w:w="0" w:type="dxa"/>
-          </w:tblCellMar>
-        </w:tblPrEx>
         <w:tc>
           <w:tcPr>
             <w:tcW w:w="2200" w:type="dxa"/>
@@ -5777,12 +5336,6 @@
         <w:gridCol w:w="7160"/>
       </w:tblGrid>
       <w:tr>
-        <w:tblPrEx>
-          <w:tblCellMar>
-            <w:top w:w="0" w:type="dxa"/>
-            <w:bottom w:w="0" w:type="dxa"/>
-          </w:tblCellMar>
-        </w:tblPrEx>
         <w:tc>
           <w:tcPr>
             <w:tcW w:w="2200" w:type="dxa"/>
@@ -5845,12 +5398,6 @@
         </w:tc>
       </w:tr>
       <w:tr>
-        <w:tblPrEx>
-          <w:tblCellMar>
-            <w:top w:w="0" w:type="dxa"/>
-            <w:bottom w:w="0" w:type="dxa"/>
-          </w:tblCellMar>
-        </w:tblPrEx>
         <w:tc>
           <w:tcPr>
             <w:tcW w:w="2200" w:type="dxa"/>
@@ -5907,12 +5454,6 @@
         </w:tc>
       </w:tr>
       <w:tr>
-        <w:tblPrEx>
-          <w:tblCellMar>
-            <w:top w:w="0" w:type="dxa"/>
-            <w:bottom w:w="0" w:type="dxa"/>
-          </w:tblCellMar>
-        </w:tblPrEx>
         <w:tc>
           <w:tcPr>
             <w:tcW w:w="2200" w:type="dxa"/>
@@ -5969,12 +5510,6 @@
         </w:tc>
       </w:tr>
       <w:tr>
-        <w:tblPrEx>
-          <w:tblCellMar>
-            <w:top w:w="0" w:type="dxa"/>
-            <w:bottom w:w="0" w:type="dxa"/>
-          </w:tblCellMar>
-        </w:tblPrEx>
         <w:tc>
           <w:tcPr>
             <w:tcW w:w="2200" w:type="dxa"/>
@@ -6073,12 +5608,6 @@
         <w:gridCol w:w="7160"/>
       </w:tblGrid>
       <w:tr>
-        <w:tblPrEx>
-          <w:tblCellMar>
-            <w:top w:w="0" w:type="dxa"/>
-            <w:bottom w:w="0" w:type="dxa"/>
-          </w:tblCellMar>
-        </w:tblPrEx>
         <w:tc>
           <w:tcPr>
             <w:tcW w:w="2200" w:type="dxa"/>
@@ -6141,12 +5670,6 @@
         </w:tc>
       </w:tr>
       <w:tr>
-        <w:tblPrEx>
-          <w:tblCellMar>
-            <w:top w:w="0" w:type="dxa"/>
-            <w:bottom w:w="0" w:type="dxa"/>
-          </w:tblCellMar>
-        </w:tblPrEx>
         <w:tc>
           <w:tcPr>
             <w:tcW w:w="2200" w:type="dxa"/>
@@ -6203,12 +5726,6 @@
         </w:tc>
       </w:tr>
       <w:tr>
-        <w:tblPrEx>
-          <w:tblCellMar>
-            <w:top w:w="0" w:type="dxa"/>
-            <w:bottom w:w="0" w:type="dxa"/>
-          </w:tblCellMar>
-        </w:tblPrEx>
         <w:tc>
           <w:tcPr>
             <w:tcW w:w="2200" w:type="dxa"/>
@@ -6265,12 +5782,6 @@
         </w:tc>
       </w:tr>
       <w:tr>
-        <w:tblPrEx>
-          <w:tblCellMar>
-            <w:top w:w="0" w:type="dxa"/>
-            <w:bottom w:w="0" w:type="dxa"/>
-          </w:tblCellMar>
-        </w:tblPrEx>
         <w:tc>
           <w:tcPr>
             <w:tcW w:w="2200" w:type="dxa"/>
@@ -6402,12 +5913,6 @@
         <w:gridCol w:w="7160"/>
       </w:tblGrid>
       <w:tr>
-        <w:tblPrEx>
-          <w:tblCellMar>
-            <w:top w:w="0" w:type="dxa"/>
-            <w:bottom w:w="0" w:type="dxa"/>
-          </w:tblCellMar>
-        </w:tblPrEx>
         <w:tc>
           <w:tcPr>
             <w:tcW w:w="2200" w:type="dxa"/>
@@ -6470,12 +5975,6 @@
         </w:tc>
       </w:tr>
       <w:tr>
-        <w:tblPrEx>
-          <w:tblCellMar>
-            <w:top w:w="0" w:type="dxa"/>
-            <w:bottom w:w="0" w:type="dxa"/>
-          </w:tblCellMar>
-        </w:tblPrEx>
         <w:tc>
           <w:tcPr>
             <w:tcW w:w="2200" w:type="dxa"/>
@@ -6532,12 +6031,6 @@
         </w:tc>
       </w:tr>
       <w:tr>
-        <w:tblPrEx>
-          <w:tblCellMar>
-            <w:top w:w="0" w:type="dxa"/>
-            <w:bottom w:w="0" w:type="dxa"/>
-          </w:tblCellMar>
-        </w:tblPrEx>
         <w:tc>
           <w:tcPr>
             <w:tcW w:w="2200" w:type="dxa"/>
@@ -6594,12 +6087,6 @@
         </w:tc>
       </w:tr>
       <w:tr>
-        <w:tblPrEx>
-          <w:tblCellMar>
-            <w:top w:w="0" w:type="dxa"/>
-            <w:bottom w:w="0" w:type="dxa"/>
-          </w:tblCellMar>
-        </w:tblPrEx>
         <w:tc>
           <w:tcPr>
             <w:tcW w:w="2200" w:type="dxa"/>
@@ -6698,12 +6185,6 @@
         <w:gridCol w:w="7160"/>
       </w:tblGrid>
       <w:tr>
-        <w:tblPrEx>
-          <w:tblCellMar>
-            <w:top w:w="0" w:type="dxa"/>
-            <w:bottom w:w="0" w:type="dxa"/>
-          </w:tblCellMar>
-        </w:tblPrEx>
         <w:tc>
           <w:tcPr>
             <w:tcW w:w="2200" w:type="dxa"/>
@@ -6766,12 +6247,6 @@
         </w:tc>
       </w:tr>
       <w:tr>
-        <w:tblPrEx>
-          <w:tblCellMar>
-            <w:top w:w="0" w:type="dxa"/>
-            <w:bottom w:w="0" w:type="dxa"/>
-          </w:tblCellMar>
-        </w:tblPrEx>
         <w:tc>
           <w:tcPr>
             <w:tcW w:w="2200" w:type="dxa"/>
@@ -6795,6 +6270,7 @@
                 <w:sz w:val="18"/>
                 <w:szCs w:val="18"/>
               </w:rPr>
+              <w:lastRenderedPageBreak/>
               <w:t>Team</w:t>
             </w:r>
           </w:p>
@@ -6828,12 +6304,6 @@
         </w:tc>
       </w:tr>
       <w:tr>
-        <w:tblPrEx>
-          <w:tblCellMar>
-            <w:top w:w="0" w:type="dxa"/>
-            <w:bottom w:w="0" w:type="dxa"/>
-          </w:tblCellMar>
-        </w:tblPrEx>
         <w:tc>
           <w:tcPr>
             <w:tcW w:w="2200" w:type="dxa"/>
@@ -6890,12 +6360,6 @@
         </w:tc>
       </w:tr>
       <w:tr>
-        <w:tblPrEx>
-          <w:tblCellMar>
-            <w:top w:w="0" w:type="dxa"/>
-            <w:bottom w:w="0" w:type="dxa"/>
-          </w:tblCellMar>
-        </w:tblPrEx>
         <w:tc>
           <w:tcPr>
             <w:tcW w:w="2200" w:type="dxa"/>
@@ -6994,12 +6458,6 @@
         <w:gridCol w:w="7160"/>
       </w:tblGrid>
       <w:tr>
-        <w:tblPrEx>
-          <w:tblCellMar>
-            <w:top w:w="0" w:type="dxa"/>
-            <w:bottom w:w="0" w:type="dxa"/>
-          </w:tblCellMar>
-        </w:tblPrEx>
         <w:tc>
           <w:tcPr>
             <w:tcW w:w="2200" w:type="dxa"/>
@@ -7062,12 +6520,6 @@
         </w:tc>
       </w:tr>
       <w:tr>
-        <w:tblPrEx>
-          <w:tblCellMar>
-            <w:top w:w="0" w:type="dxa"/>
-            <w:bottom w:w="0" w:type="dxa"/>
-          </w:tblCellMar>
-        </w:tblPrEx>
         <w:tc>
           <w:tcPr>
             <w:tcW w:w="2200" w:type="dxa"/>
@@ -7124,12 +6576,6 @@
         </w:tc>
       </w:tr>
       <w:tr>
-        <w:tblPrEx>
-          <w:tblCellMar>
-            <w:top w:w="0" w:type="dxa"/>
-            <w:bottom w:w="0" w:type="dxa"/>
-          </w:tblCellMar>
-        </w:tblPrEx>
         <w:tc>
           <w:tcPr>
             <w:tcW w:w="2200" w:type="dxa"/>
@@ -7186,12 +6632,6 @@
         </w:tc>
       </w:tr>
       <w:tr>
-        <w:tblPrEx>
-          <w:tblCellMar>
-            <w:top w:w="0" w:type="dxa"/>
-            <w:bottom w:w="0" w:type="dxa"/>
-          </w:tblCellMar>
-        </w:tblPrEx>
         <w:tc>
           <w:tcPr>
             <w:tcW w:w="2200" w:type="dxa"/>
@@ -7323,12 +6763,6 @@
         <w:gridCol w:w="7160"/>
       </w:tblGrid>
       <w:tr>
-        <w:tblPrEx>
-          <w:tblCellMar>
-            <w:top w:w="0" w:type="dxa"/>
-            <w:bottom w:w="0" w:type="dxa"/>
-          </w:tblCellMar>
-        </w:tblPrEx>
         <w:tc>
           <w:tcPr>
             <w:tcW w:w="2200" w:type="dxa"/>
@@ -7391,12 +6825,6 @@
         </w:tc>
       </w:tr>
       <w:tr>
-        <w:tblPrEx>
-          <w:tblCellMar>
-            <w:top w:w="0" w:type="dxa"/>
-            <w:bottom w:w="0" w:type="dxa"/>
-          </w:tblCellMar>
-        </w:tblPrEx>
         <w:tc>
           <w:tcPr>
             <w:tcW w:w="2200" w:type="dxa"/>
@@ -7453,12 +6881,6 @@
         </w:tc>
       </w:tr>
       <w:tr>
-        <w:tblPrEx>
-          <w:tblCellMar>
-            <w:top w:w="0" w:type="dxa"/>
-            <w:bottom w:w="0" w:type="dxa"/>
-          </w:tblCellMar>
-        </w:tblPrEx>
         <w:tc>
           <w:tcPr>
             <w:tcW w:w="2200" w:type="dxa"/>
@@ -7482,7 +6904,6 @@
                 <w:sz w:val="18"/>
                 <w:szCs w:val="18"/>
               </w:rPr>
-              <w:lastRenderedPageBreak/>
               <w:t>Included</w:t>
             </w:r>
           </w:p>
@@ -7516,12 +6937,6 @@
         </w:tc>
       </w:tr>
       <w:tr>
-        <w:tblPrEx>
-          <w:tblCellMar>
-            <w:top w:w="0" w:type="dxa"/>
-            <w:bottom w:w="0" w:type="dxa"/>
-          </w:tblCellMar>
-        </w:tblPrEx>
         <w:tc>
           <w:tcPr>
             <w:tcW w:w="2200" w:type="dxa"/>
@@ -7620,12 +7035,6 @@
         <w:gridCol w:w="7160"/>
       </w:tblGrid>
       <w:tr>
-        <w:tblPrEx>
-          <w:tblCellMar>
-            <w:top w:w="0" w:type="dxa"/>
-            <w:bottom w:w="0" w:type="dxa"/>
-          </w:tblCellMar>
-        </w:tblPrEx>
         <w:tc>
           <w:tcPr>
             <w:tcW w:w="2200" w:type="dxa"/>
@@ -7688,12 +7097,6 @@
         </w:tc>
       </w:tr>
       <w:tr>
-        <w:tblPrEx>
-          <w:tblCellMar>
-            <w:top w:w="0" w:type="dxa"/>
-            <w:bottom w:w="0" w:type="dxa"/>
-          </w:tblCellMar>
-        </w:tblPrEx>
         <w:tc>
           <w:tcPr>
             <w:tcW w:w="2200" w:type="dxa"/>
@@ -7750,12 +7153,6 @@
         </w:tc>
       </w:tr>
       <w:tr>
-        <w:tblPrEx>
-          <w:tblCellMar>
-            <w:top w:w="0" w:type="dxa"/>
-            <w:bottom w:w="0" w:type="dxa"/>
-          </w:tblCellMar>
-        </w:tblPrEx>
         <w:tc>
           <w:tcPr>
             <w:tcW w:w="2200" w:type="dxa"/>
@@ -7812,12 +7209,6 @@
         </w:tc>
       </w:tr>
       <w:tr>
-        <w:tblPrEx>
-          <w:tblCellMar>
-            <w:top w:w="0" w:type="dxa"/>
-            <w:bottom w:w="0" w:type="dxa"/>
-          </w:tblCellMar>
-        </w:tblPrEx>
         <w:tc>
           <w:tcPr>
             <w:tcW w:w="2200" w:type="dxa"/>
@@ -7916,12 +7307,6 @@
         <w:gridCol w:w="7160"/>
       </w:tblGrid>
       <w:tr>
-        <w:tblPrEx>
-          <w:tblCellMar>
-            <w:top w:w="0" w:type="dxa"/>
-            <w:bottom w:w="0" w:type="dxa"/>
-          </w:tblCellMar>
-        </w:tblPrEx>
         <w:tc>
           <w:tcPr>
             <w:tcW w:w="2200" w:type="dxa"/>
@@ -7984,12 +7369,6 @@
         </w:tc>
       </w:tr>
       <w:tr>
-        <w:tblPrEx>
-          <w:tblCellMar>
-            <w:top w:w="0" w:type="dxa"/>
-            <w:bottom w:w="0" w:type="dxa"/>
-          </w:tblCellMar>
-        </w:tblPrEx>
         <w:tc>
           <w:tcPr>
             <w:tcW w:w="2200" w:type="dxa"/>
@@ -8046,12 +7425,6 @@
         </w:tc>
       </w:tr>
       <w:tr>
-        <w:tblPrEx>
-          <w:tblCellMar>
-            <w:top w:w="0" w:type="dxa"/>
-            <w:bottom w:w="0" w:type="dxa"/>
-          </w:tblCellMar>
-        </w:tblPrEx>
         <w:tc>
           <w:tcPr>
             <w:tcW w:w="2200" w:type="dxa"/>
@@ -8075,6 +7448,7 @@
                 <w:sz w:val="18"/>
                 <w:szCs w:val="18"/>
               </w:rPr>
+              <w:lastRenderedPageBreak/>
               <w:t>Included</w:t>
             </w:r>
           </w:p>
@@ -8108,12 +7482,6 @@
         </w:tc>
       </w:tr>
       <w:tr>
-        <w:tblPrEx>
-          <w:tblCellMar>
-            <w:top w:w="0" w:type="dxa"/>
-            <w:bottom w:w="0" w:type="dxa"/>
-          </w:tblCellMar>
-        </w:tblPrEx>
         <w:tc>
           <w:tcPr>
             <w:tcW w:w="2200" w:type="dxa"/>
@@ -8245,12 +7613,6 @@
         <w:gridCol w:w="7160"/>
       </w:tblGrid>
       <w:tr>
-        <w:tblPrEx>
-          <w:tblCellMar>
-            <w:top w:w="0" w:type="dxa"/>
-            <w:bottom w:w="0" w:type="dxa"/>
-          </w:tblCellMar>
-        </w:tblPrEx>
         <w:tc>
           <w:tcPr>
             <w:tcW w:w="2200" w:type="dxa"/>
@@ -8313,12 +7675,6 @@
         </w:tc>
       </w:tr>
       <w:tr>
-        <w:tblPrEx>
-          <w:tblCellMar>
-            <w:top w:w="0" w:type="dxa"/>
-            <w:bottom w:w="0" w:type="dxa"/>
-          </w:tblCellMar>
-        </w:tblPrEx>
         <w:tc>
           <w:tcPr>
             <w:tcW w:w="2200" w:type="dxa"/>
@@ -8375,12 +7731,6 @@
         </w:tc>
       </w:tr>
       <w:tr>
-        <w:tblPrEx>
-          <w:tblCellMar>
-            <w:top w:w="0" w:type="dxa"/>
-            <w:bottom w:w="0" w:type="dxa"/>
-          </w:tblCellMar>
-        </w:tblPrEx>
         <w:tc>
           <w:tcPr>
             <w:tcW w:w="2200" w:type="dxa"/>
@@ -8437,12 +7787,6 @@
         </w:tc>
       </w:tr>
       <w:tr>
-        <w:tblPrEx>
-          <w:tblCellMar>
-            <w:top w:w="0" w:type="dxa"/>
-            <w:bottom w:w="0" w:type="dxa"/>
-          </w:tblCellMar>
-        </w:tblPrEx>
         <w:tc>
           <w:tcPr>
             <w:tcW w:w="2200" w:type="dxa"/>
@@ -8541,12 +7885,6 @@
         <w:gridCol w:w="7160"/>
       </w:tblGrid>
       <w:tr>
-        <w:tblPrEx>
-          <w:tblCellMar>
-            <w:top w:w="0" w:type="dxa"/>
-            <w:bottom w:w="0" w:type="dxa"/>
-          </w:tblCellMar>
-        </w:tblPrEx>
         <w:tc>
           <w:tcPr>
             <w:tcW w:w="2200" w:type="dxa"/>
@@ -8609,12 +7947,6 @@
         </w:tc>
       </w:tr>
       <w:tr>
-        <w:tblPrEx>
-          <w:tblCellMar>
-            <w:top w:w="0" w:type="dxa"/>
-            <w:bottom w:w="0" w:type="dxa"/>
-          </w:tblCellMar>
-        </w:tblPrEx>
         <w:tc>
           <w:tcPr>
             <w:tcW w:w="2200" w:type="dxa"/>
@@ -8671,12 +8003,6 @@
         </w:tc>
       </w:tr>
       <w:tr>
-        <w:tblPrEx>
-          <w:tblCellMar>
-            <w:top w:w="0" w:type="dxa"/>
-            <w:bottom w:w="0" w:type="dxa"/>
-          </w:tblCellMar>
-        </w:tblPrEx>
         <w:tc>
           <w:tcPr>
             <w:tcW w:w="2200" w:type="dxa"/>
@@ -8700,7 +8026,6 @@
                 <w:sz w:val="18"/>
                 <w:szCs w:val="18"/>
               </w:rPr>
-              <w:lastRenderedPageBreak/>
               <w:t>Included</w:t>
             </w:r>
           </w:p>
@@ -8734,12 +8059,6 @@
         </w:tc>
       </w:tr>
       <w:tr>
-        <w:tblPrEx>
-          <w:tblCellMar>
-            <w:top w:w="0" w:type="dxa"/>
-            <w:bottom w:w="0" w:type="dxa"/>
-          </w:tblCellMar>
-        </w:tblPrEx>
         <w:tc>
           <w:tcPr>
             <w:tcW w:w="2200" w:type="dxa"/>
@@ -8838,12 +8157,6 @@
         <w:gridCol w:w="7160"/>
       </w:tblGrid>
       <w:tr>
-        <w:tblPrEx>
-          <w:tblCellMar>
-            <w:top w:w="0" w:type="dxa"/>
-            <w:bottom w:w="0" w:type="dxa"/>
-          </w:tblCellMar>
-        </w:tblPrEx>
         <w:tc>
           <w:tcPr>
             <w:tcW w:w="2200" w:type="dxa"/>
@@ -8906,12 +8219,6 @@
         </w:tc>
       </w:tr>
       <w:tr>
-        <w:tblPrEx>
-          <w:tblCellMar>
-            <w:top w:w="0" w:type="dxa"/>
-            <w:bottom w:w="0" w:type="dxa"/>
-          </w:tblCellMar>
-        </w:tblPrEx>
         <w:tc>
           <w:tcPr>
             <w:tcW w:w="2200" w:type="dxa"/>
@@ -8968,12 +8275,6 @@
         </w:tc>
       </w:tr>
       <w:tr>
-        <w:tblPrEx>
-          <w:tblCellMar>
-            <w:top w:w="0" w:type="dxa"/>
-            <w:bottom w:w="0" w:type="dxa"/>
-          </w:tblCellMar>
-        </w:tblPrEx>
         <w:tc>
           <w:tcPr>
             <w:tcW w:w="2200" w:type="dxa"/>
@@ -9030,12 +8331,6 @@
         </w:tc>
       </w:tr>
       <w:tr>
-        <w:tblPrEx>
-          <w:tblCellMar>
-            <w:top w:w="0" w:type="dxa"/>
-            <w:bottom w:w="0" w:type="dxa"/>
-          </w:tblCellMar>
-        </w:tblPrEx>
         <w:tc>
           <w:tcPr>
             <w:tcW w:w="2200" w:type="dxa"/>
@@ -9152,12 +8447,6 @@
         <w:gridCol w:w="7160"/>
       </w:tblGrid>
       <w:tr>
-        <w:tblPrEx>
-          <w:tblCellMar>
-            <w:top w:w="0" w:type="dxa"/>
-            <w:bottom w:w="0" w:type="dxa"/>
-          </w:tblCellMar>
-        </w:tblPrEx>
         <w:tc>
           <w:tcPr>
             <w:tcW w:w="2200" w:type="dxa"/>
@@ -9220,12 +8509,6 @@
         </w:tc>
       </w:tr>
       <w:tr>
-        <w:tblPrEx>
-          <w:tblCellMar>
-            <w:top w:w="0" w:type="dxa"/>
-            <w:bottom w:w="0" w:type="dxa"/>
-          </w:tblCellMar>
-        </w:tblPrEx>
         <w:tc>
           <w:tcPr>
             <w:tcW w:w="2200" w:type="dxa"/>
@@ -9249,6 +8532,7 @@
                 <w:sz w:val="18"/>
                 <w:szCs w:val="18"/>
               </w:rPr>
+              <w:lastRenderedPageBreak/>
               <w:t>Team</w:t>
             </w:r>
           </w:p>
@@ -9282,12 +8566,6 @@
         </w:tc>
       </w:tr>
       <w:tr>
-        <w:tblPrEx>
-          <w:tblCellMar>
-            <w:top w:w="0" w:type="dxa"/>
-            <w:bottom w:w="0" w:type="dxa"/>
-          </w:tblCellMar>
-        </w:tblPrEx>
         <w:tc>
           <w:tcPr>
             <w:tcW w:w="2200" w:type="dxa"/>
@@ -9338,34 +8616,12 @@
                 <w:sz w:val="18"/>
                 <w:szCs w:val="18"/>
               </w:rPr>
-              <w:t xml:space="preserve">Up to 8 Hours Coverage, Sony Camera with Professional Lenses, Drone Coverage, </w:t>
-            </w:r>
-            <w:proofErr w:type="spellStart"/>
-            <w:r>
-              <w:rPr>
-                <w:sz w:val="18"/>
-                <w:szCs w:val="18"/>
-              </w:rPr>
-              <w:t>Godox</w:t>
-            </w:r>
-            <w:proofErr w:type="spellEnd"/>
-            <w:r>
-              <w:rPr>
-                <w:sz w:val="18"/>
-                <w:szCs w:val="18"/>
-              </w:rPr>
-              <w:t xml:space="preserve"> Tube Lighting Setup, Client's Preferred Location or Studio Access</w:t>
-            </w:r>
-          </w:p>
-        </w:tc>
-      </w:tr>
-      <w:tr>
-        <w:tblPrEx>
-          <w:tblCellMar>
-            <w:top w:w="0" w:type="dxa"/>
-            <w:bottom w:w="0" w:type="dxa"/>
-          </w:tblCellMar>
-        </w:tblPrEx>
+              <w:t>Up to 8 Hours Coverage, Sony Camera with Professional Lenses, Drone Coverage, Godox Tube Lighting Setup, Client's Preferred Location or Studio Access</w:t>
+            </w:r>
+          </w:p>
+        </w:tc>
+      </w:tr>
+      <w:tr>
         <w:tc>
           <w:tcPr>
             <w:tcW w:w="2200" w:type="dxa"/>
@@ -9464,12 +8720,6 @@
         <w:gridCol w:w="7160"/>
       </w:tblGrid>
       <w:tr>
-        <w:tblPrEx>
-          <w:tblCellMar>
-            <w:top w:w="0" w:type="dxa"/>
-            <w:bottom w:w="0" w:type="dxa"/>
-          </w:tblCellMar>
-        </w:tblPrEx>
         <w:tc>
           <w:tcPr>
             <w:tcW w:w="2200" w:type="dxa"/>
@@ -9532,12 +8782,6 @@
         </w:tc>
       </w:tr>
       <w:tr>
-        <w:tblPrEx>
-          <w:tblCellMar>
-            <w:top w:w="0" w:type="dxa"/>
-            <w:bottom w:w="0" w:type="dxa"/>
-          </w:tblCellMar>
-        </w:tblPrEx>
         <w:tc>
           <w:tcPr>
             <w:tcW w:w="2200" w:type="dxa"/>
@@ -9594,12 +8838,6 @@
         </w:tc>
       </w:tr>
       <w:tr>
-        <w:tblPrEx>
-          <w:tblCellMar>
-            <w:top w:w="0" w:type="dxa"/>
-            <w:bottom w:w="0" w:type="dxa"/>
-          </w:tblCellMar>
-        </w:tblPrEx>
         <w:tc>
           <w:tcPr>
             <w:tcW w:w="2200" w:type="dxa"/>
@@ -9650,34 +8888,12 @@
                 <w:sz w:val="18"/>
                 <w:szCs w:val="18"/>
               </w:rPr>
-              <w:t xml:space="preserve">Up to 8 Hours Coverage, Sony Camera with Professional Lenses, </w:t>
-            </w:r>
-            <w:proofErr w:type="spellStart"/>
-            <w:r>
-              <w:rPr>
-                <w:sz w:val="18"/>
-                <w:szCs w:val="18"/>
-              </w:rPr>
-              <w:t>Godox</w:t>
-            </w:r>
-            <w:proofErr w:type="spellEnd"/>
-            <w:r>
-              <w:rPr>
-                <w:sz w:val="18"/>
-                <w:szCs w:val="18"/>
-              </w:rPr>
-              <w:t xml:space="preserve"> Tube Lighting Setup, Client's Preferred Location or Studio Access</w:t>
-            </w:r>
-          </w:p>
-        </w:tc>
-      </w:tr>
-      <w:tr>
-        <w:tblPrEx>
-          <w:tblCellMar>
-            <w:top w:w="0" w:type="dxa"/>
-            <w:bottom w:w="0" w:type="dxa"/>
-          </w:tblCellMar>
-        </w:tblPrEx>
+              <w:t>Up to 8 Hours Coverage, Sony Camera with Professional Lenses, Godox Tube Lighting Setup, Client's Preferred Location or Studio Access</w:t>
+            </w:r>
+          </w:p>
+        </w:tc>
+      </w:tr>
+      <w:tr>
         <w:tc>
           <w:tcPr>
             <w:tcW w:w="2200" w:type="dxa"/>
@@ -9776,12 +8992,6 @@
         <w:gridCol w:w="7160"/>
       </w:tblGrid>
       <w:tr>
-        <w:tblPrEx>
-          <w:tblCellMar>
-            <w:top w:w="0" w:type="dxa"/>
-            <w:bottom w:w="0" w:type="dxa"/>
-          </w:tblCellMar>
-        </w:tblPrEx>
         <w:tc>
           <w:tcPr>
             <w:tcW w:w="2200" w:type="dxa"/>
@@ -9844,12 +9054,6 @@
         </w:tc>
       </w:tr>
       <w:tr>
-        <w:tblPrEx>
-          <w:tblCellMar>
-            <w:top w:w="0" w:type="dxa"/>
-            <w:bottom w:w="0" w:type="dxa"/>
-          </w:tblCellMar>
-        </w:tblPrEx>
         <w:tc>
           <w:tcPr>
             <w:tcW w:w="2200" w:type="dxa"/>
@@ -9906,12 +9110,6 @@
         </w:tc>
       </w:tr>
       <w:tr>
-        <w:tblPrEx>
-          <w:tblCellMar>
-            <w:top w:w="0" w:type="dxa"/>
-            <w:bottom w:w="0" w:type="dxa"/>
-          </w:tblCellMar>
-        </w:tblPrEx>
         <w:tc>
           <w:tcPr>
             <w:tcW w:w="2200" w:type="dxa"/>
@@ -9968,12 +9166,6 @@
         </w:tc>
       </w:tr>
       <w:tr>
-        <w:tblPrEx>
-          <w:tblCellMar>
-            <w:top w:w="0" w:type="dxa"/>
-            <w:bottom w:w="0" w:type="dxa"/>
-          </w:tblCellMar>
-        </w:tblPrEx>
         <w:tc>
           <w:tcPr>
             <w:tcW w:w="2200" w:type="dxa"/>
@@ -9997,7 +9189,6 @@
                 <w:sz w:val="18"/>
                 <w:szCs w:val="18"/>
               </w:rPr>
-              <w:lastRenderedPageBreak/>
               <w:t>Deliverables</w:t>
             </w:r>
           </w:p>
@@ -10443,12 +9634,6 @@
         <w:gridCol w:w="7160"/>
       </w:tblGrid>
       <w:tr>
-        <w:tblPrEx>
-          <w:tblCellMar>
-            <w:top w:w="0" w:type="dxa"/>
-            <w:bottom w:w="0" w:type="dxa"/>
-          </w:tblCellMar>
-        </w:tblPrEx>
         <w:tc>
           <w:tcPr>
             <w:tcW w:w="2200" w:type="dxa"/>
@@ -10511,12 +9696,6 @@
         </w:tc>
       </w:tr>
       <w:tr>
-        <w:tblPrEx>
-          <w:tblCellMar>
-            <w:top w:w="0" w:type="dxa"/>
-            <w:bottom w:w="0" w:type="dxa"/>
-          </w:tblCellMar>
-        </w:tblPrEx>
         <w:tc>
           <w:tcPr>
             <w:tcW w:w="2200" w:type="dxa"/>
@@ -10573,12 +9752,6 @@
         </w:tc>
       </w:tr>
       <w:tr>
-        <w:tblPrEx>
-          <w:tblCellMar>
-            <w:top w:w="0" w:type="dxa"/>
-            <w:bottom w:w="0" w:type="dxa"/>
-          </w:tblCellMar>
-        </w:tblPrEx>
         <w:tc>
           <w:tcPr>
             <w:tcW w:w="2200" w:type="dxa"/>
@@ -10602,7 +9775,6 @@
                 <w:sz w:val="18"/>
                 <w:szCs w:val="18"/>
               </w:rPr>
-              <w:lastRenderedPageBreak/>
               <w:t>Included</w:t>
             </w:r>
           </w:p>
@@ -10630,34 +9802,12 @@
                 <w:sz w:val="18"/>
                 <w:szCs w:val="18"/>
               </w:rPr>
-              <w:t xml:space="preserve">Up to 8 Hours Coverage, Sony Camera with Professional Lenses, Drone Coverage, </w:t>
-            </w:r>
-            <w:proofErr w:type="spellStart"/>
-            <w:r>
-              <w:rPr>
-                <w:sz w:val="18"/>
-                <w:szCs w:val="18"/>
-              </w:rPr>
-              <w:t>Godox</w:t>
-            </w:r>
-            <w:proofErr w:type="spellEnd"/>
-            <w:r>
-              <w:rPr>
-                <w:sz w:val="18"/>
-                <w:szCs w:val="18"/>
-              </w:rPr>
-              <w:t xml:space="preserve"> Tube Lighting Setup, Client's Preferred Location or Studio Access</w:t>
-            </w:r>
-          </w:p>
-        </w:tc>
-      </w:tr>
-      <w:tr>
-        <w:tblPrEx>
-          <w:tblCellMar>
-            <w:top w:w="0" w:type="dxa"/>
-            <w:bottom w:w="0" w:type="dxa"/>
-          </w:tblCellMar>
-        </w:tblPrEx>
+              <w:t>Up to 8 Hours Coverage, Sony Camera with Professional Lenses, Drone Coverage, Godox Tube Lighting Setup, Client's Preferred Location or Studio Access</w:t>
+            </w:r>
+          </w:p>
+        </w:tc>
+      </w:tr>
+      <w:tr>
         <w:tc>
           <w:tcPr>
             <w:tcW w:w="2200" w:type="dxa"/>
@@ -10756,12 +9906,6 @@
         <w:gridCol w:w="7160"/>
       </w:tblGrid>
       <w:tr>
-        <w:tblPrEx>
-          <w:tblCellMar>
-            <w:top w:w="0" w:type="dxa"/>
-            <w:bottom w:w="0" w:type="dxa"/>
-          </w:tblCellMar>
-        </w:tblPrEx>
         <w:tc>
           <w:tcPr>
             <w:tcW w:w="2200" w:type="dxa"/>
@@ -10824,12 +9968,6 @@
         </w:tc>
       </w:tr>
       <w:tr>
-        <w:tblPrEx>
-          <w:tblCellMar>
-            <w:top w:w="0" w:type="dxa"/>
-            <w:bottom w:w="0" w:type="dxa"/>
-          </w:tblCellMar>
-        </w:tblPrEx>
         <w:tc>
           <w:tcPr>
             <w:tcW w:w="2200" w:type="dxa"/>
@@ -10886,12 +10024,6 @@
         </w:tc>
       </w:tr>
       <w:tr>
-        <w:tblPrEx>
-          <w:tblCellMar>
-            <w:top w:w="0" w:type="dxa"/>
-            <w:bottom w:w="0" w:type="dxa"/>
-          </w:tblCellMar>
-        </w:tblPrEx>
         <w:tc>
           <w:tcPr>
             <w:tcW w:w="2200" w:type="dxa"/>
@@ -10942,34 +10074,12 @@
                 <w:sz w:val="18"/>
                 <w:szCs w:val="18"/>
               </w:rPr>
-              <w:t xml:space="preserve">Up to 8 Hours Coverage, Sony Camera with Professional Lenses, </w:t>
-            </w:r>
-            <w:proofErr w:type="spellStart"/>
-            <w:r>
-              <w:rPr>
-                <w:sz w:val="18"/>
-                <w:szCs w:val="18"/>
-              </w:rPr>
-              <w:t>Godox</w:t>
-            </w:r>
-            <w:proofErr w:type="spellEnd"/>
-            <w:r>
-              <w:rPr>
-                <w:sz w:val="18"/>
-                <w:szCs w:val="18"/>
-              </w:rPr>
-              <w:t xml:space="preserve"> Tube Lighting Setup, Client's Preferred Location or Studio Access</w:t>
-            </w:r>
-          </w:p>
-        </w:tc>
-      </w:tr>
-      <w:tr>
-        <w:tblPrEx>
-          <w:tblCellMar>
-            <w:top w:w="0" w:type="dxa"/>
-            <w:bottom w:w="0" w:type="dxa"/>
-          </w:tblCellMar>
-        </w:tblPrEx>
+              <w:t>Up to 8 Hours Coverage, Sony Camera with Professional Lenses, Godox Tube Lighting Setup, Client's Preferred Location or Studio Access</w:t>
+            </w:r>
+          </w:p>
+        </w:tc>
+      </w:tr>
+      <w:tr>
         <w:tc>
           <w:tcPr>
             <w:tcW w:w="2200" w:type="dxa"/>
@@ -11068,12 +10178,6 @@
         <w:gridCol w:w="7160"/>
       </w:tblGrid>
       <w:tr>
-        <w:tblPrEx>
-          <w:tblCellMar>
-            <w:top w:w="0" w:type="dxa"/>
-            <w:bottom w:w="0" w:type="dxa"/>
-          </w:tblCellMar>
-        </w:tblPrEx>
         <w:tc>
           <w:tcPr>
             <w:tcW w:w="2200" w:type="dxa"/>
@@ -11136,12 +10240,6 @@
         </w:tc>
       </w:tr>
       <w:tr>
-        <w:tblPrEx>
-          <w:tblCellMar>
-            <w:top w:w="0" w:type="dxa"/>
-            <w:bottom w:w="0" w:type="dxa"/>
-          </w:tblCellMar>
-        </w:tblPrEx>
         <w:tc>
           <w:tcPr>
             <w:tcW w:w="2200" w:type="dxa"/>
@@ -11198,12 +10296,6 @@
         </w:tc>
       </w:tr>
       <w:tr>
-        <w:tblPrEx>
-          <w:tblCellMar>
-            <w:top w:w="0" w:type="dxa"/>
-            <w:bottom w:w="0" w:type="dxa"/>
-          </w:tblCellMar>
-        </w:tblPrEx>
         <w:tc>
           <w:tcPr>
             <w:tcW w:w="2200" w:type="dxa"/>
@@ -11260,12 +10352,6 @@
         </w:tc>
       </w:tr>
       <w:tr>
-        <w:tblPrEx>
-          <w:tblCellMar>
-            <w:top w:w="0" w:type="dxa"/>
-            <w:bottom w:w="0" w:type="dxa"/>
-          </w:tblCellMar>
-        </w:tblPrEx>
         <w:tc>
           <w:tcPr>
             <w:tcW w:w="2200" w:type="dxa"/>
@@ -11289,6 +10375,7 @@
                 <w:sz w:val="18"/>
                 <w:szCs w:val="18"/>
               </w:rPr>
+              <w:lastRenderedPageBreak/>
               <w:t>Deliverables</w:t>
             </w:r>
           </w:p>
@@ -11563,7 +10650,6 @@
         <w:spacing w:before="40" w:after="40"/>
       </w:pPr>
       <w:r>
-        <w:lastRenderedPageBreak/>
         <w:t>Local Travel — Charged depending on distance</w:t>
       </w:r>
     </w:p>
@@ -11735,12 +10821,6 @@
         <w:gridCol w:w="4360"/>
       </w:tblGrid>
       <w:tr>
-        <w:tblPrEx>
-          <w:tblCellMar>
-            <w:top w:w="0" w:type="dxa"/>
-            <w:bottom w:w="0" w:type="dxa"/>
-          </w:tblCellMar>
-        </w:tblPrEx>
         <w:tc>
           <w:tcPr>
             <w:tcW w:w="5000" w:type="dxa"/>
@@ -11803,12 +10883,6 @@
         </w:tc>
       </w:tr>
       <w:tr>
-        <w:tblPrEx>
-          <w:tblCellMar>
-            <w:top w:w="0" w:type="dxa"/>
-            <w:bottom w:w="0" w:type="dxa"/>
-          </w:tblCellMar>
-        </w:tblPrEx>
         <w:tc>
           <w:tcPr>
             <w:tcW w:w="5000" w:type="dxa"/>
@@ -11865,12 +10939,6 @@
         </w:tc>
       </w:tr>
       <w:tr>
-        <w:tblPrEx>
-          <w:tblCellMar>
-            <w:top w:w="0" w:type="dxa"/>
-            <w:bottom w:w="0" w:type="dxa"/>
-          </w:tblCellMar>
-        </w:tblPrEx>
         <w:tc>
           <w:tcPr>
             <w:tcW w:w="5000" w:type="dxa"/>
@@ -11927,12 +10995,6 @@
         </w:tc>
       </w:tr>
       <w:tr>
-        <w:tblPrEx>
-          <w:tblCellMar>
-            <w:top w:w="0" w:type="dxa"/>
-            <w:bottom w:w="0" w:type="dxa"/>
-          </w:tblCellMar>
-        </w:tblPrEx>
         <w:tc>
           <w:tcPr>
             <w:tcW w:w="5000" w:type="dxa"/>
@@ -11956,6 +11018,7 @@
                 <w:sz w:val="18"/>
                 <w:szCs w:val="18"/>
               </w:rPr>
+              <w:lastRenderedPageBreak/>
               <w:t>Traditional Wedding</w:t>
             </w:r>
           </w:p>
@@ -11989,12 +11052,6 @@
         </w:tc>
       </w:tr>
       <w:tr>
-        <w:tblPrEx>
-          <w:tblCellMar>
-            <w:top w:w="0" w:type="dxa"/>
-            <w:bottom w:w="0" w:type="dxa"/>
-          </w:tblCellMar>
-        </w:tblPrEx>
         <w:tc>
           <w:tcPr>
             <w:tcW w:w="5000" w:type="dxa"/>
@@ -12051,12 +11108,6 @@
         </w:tc>
       </w:tr>
       <w:tr>
-        <w:tblPrEx>
-          <w:tblCellMar>
-            <w:top w:w="0" w:type="dxa"/>
-            <w:bottom w:w="0" w:type="dxa"/>
-          </w:tblCellMar>
-        </w:tblPrEx>
         <w:tc>
           <w:tcPr>
             <w:tcW w:w="5000" w:type="dxa"/>
@@ -12113,12 +11164,6 @@
         </w:tc>
       </w:tr>
       <w:tr>
-        <w:tblPrEx>
-          <w:tblCellMar>
-            <w:top w:w="0" w:type="dxa"/>
-            <w:bottom w:w="0" w:type="dxa"/>
-          </w:tblCellMar>
-        </w:tblPrEx>
         <w:tc>
           <w:tcPr>
             <w:tcW w:w="5000" w:type="dxa"/>
@@ -12244,12 +11289,6 @@
         <w:gridCol w:w="5360"/>
       </w:tblGrid>
       <w:tr>
-        <w:tblPrEx>
-          <w:tblCellMar>
-            <w:top w:w="0" w:type="dxa"/>
-            <w:bottom w:w="0" w:type="dxa"/>
-          </w:tblCellMar>
-        </w:tblPrEx>
         <w:tc>
           <w:tcPr>
             <w:tcW w:w="1600" w:type="dxa"/>
@@ -12342,12 +11381,6 @@
         </w:tc>
       </w:tr>
       <w:tr>
-        <w:tblPrEx>
-          <w:tblCellMar>
-            <w:top w:w="0" w:type="dxa"/>
-            <w:bottom w:w="0" w:type="dxa"/>
-          </w:tblCellMar>
-        </w:tblPrEx>
         <w:tc>
           <w:tcPr>
             <w:tcW w:w="1600" w:type="dxa"/>
@@ -12431,12 +11464,6 @@
         </w:tc>
       </w:tr>
       <w:tr>
-        <w:tblPrEx>
-          <w:tblCellMar>
-            <w:top w:w="0" w:type="dxa"/>
-            <w:bottom w:w="0" w:type="dxa"/>
-          </w:tblCellMar>
-        </w:tblPrEx>
         <w:tc>
           <w:tcPr>
             <w:tcW w:w="1600" w:type="dxa"/>
@@ -12520,12 +11547,6 @@
         </w:tc>
       </w:tr>
       <w:tr>
-        <w:tblPrEx>
-          <w:tblCellMar>
-            <w:top w:w="0" w:type="dxa"/>
-            <w:bottom w:w="0" w:type="dxa"/>
-          </w:tblCellMar>
-        </w:tblPrEx>
         <w:tc>
           <w:tcPr>
             <w:tcW w:w="1600" w:type="dxa"/>
@@ -12609,12 +11630,6 @@
         </w:tc>
       </w:tr>
       <w:tr>
-        <w:tblPrEx>
-          <w:tblCellMar>
-            <w:top w:w="0" w:type="dxa"/>
-            <w:bottom w:w="0" w:type="dxa"/>
-          </w:tblCellMar>
-        </w:tblPrEx>
         <w:tc>
           <w:tcPr>
             <w:tcW w:w="1600" w:type="dxa"/>
@@ -12692,23 +11707,7 @@
                 <w:sz w:val="18"/>
                 <w:szCs w:val="18"/>
               </w:rPr>
-              <w:t xml:space="preserve">Contact page, </w:t>
-            </w:r>
-            <w:proofErr w:type="spellStart"/>
-            <w:r>
-              <w:rPr>
-                <w:sz w:val="18"/>
-                <w:szCs w:val="18"/>
-              </w:rPr>
-              <w:t>EmailJS</w:t>
-            </w:r>
-            <w:proofErr w:type="spellEnd"/>
-            <w:r>
-              <w:rPr>
-                <w:sz w:val="18"/>
-                <w:szCs w:val="18"/>
-              </w:rPr>
-              <w:t xml:space="preserve"> booking form integration, cross-device testing, SEO basics, launch</w:t>
+              <w:t>Contact page, EmailJS booking form integration, cross-device testing, SEO basics, launch</w:t>
             </w:r>
           </w:p>
         </w:tc>
@@ -12797,13 +11796,8 @@
         <w:spacing w:before="40" w:after="40"/>
       </w:pPr>
       <w:r>
-        <w:t xml:space="preserve">Areas and regions Ktwoo Visuals </w:t>
-      </w:r>
-      <w:proofErr w:type="gramStart"/>
-      <w:r>
-        <w:t>serves</w:t>
-      </w:r>
-      <w:proofErr w:type="gramEnd"/>
+        <w:t>Areas and regions Ktwoo Visuals serves</w:t>
+      </w:r>
     </w:p>
     <w:p>
       <w:pPr>
@@ -12815,15 +11809,7 @@
         <w:spacing w:before="40" w:after="40"/>
       </w:pPr>
       <w:r>
-        <w:t xml:space="preserve">Email address for booking inquiries (for </w:t>
-      </w:r>
-      <w:proofErr w:type="spellStart"/>
-      <w:r>
-        <w:t>EmailJS</w:t>
-      </w:r>
-      <w:proofErr w:type="spellEnd"/>
-      <w:r>
-        <w:t xml:space="preserve"> integration)</w:t>
+        <w:t>Email address for booking inquiries (for EmailJS integration)</w:t>
       </w:r>
     </w:p>
     <w:p>
@@ -12943,6 +11929,7 @@
         </w:pBdr>
       </w:pPr>
       <w:r>
+        <w:lastRenderedPageBreak/>
         <w:t>10. Important Notes</w:t>
       </w:r>
     </w:p>
@@ -13013,15 +12000,7 @@
         <w:spacing w:before="40" w:after="40"/>
       </w:pPr>
       <w:r>
-        <w:t xml:space="preserve">Website hosting requires assistance from Peacemaker Dev — hosting setup will be coordinated before </w:t>
-      </w:r>
-      <w:proofErr w:type="gramStart"/>
-      <w:r>
-        <w:t>launch</w:t>
-      </w:r>
-      <w:proofErr w:type="gramEnd"/>
-      <w:r>
-        <w:t xml:space="preserve"> and hosting costs are excluded from the development quotation.</w:t>
+        <w:t>Website hosting requires assistance from Peacemaker Dev — hosting setup will be coordinated before launch and hosting costs are excluded from the development quotation.</w:t>
       </w:r>
     </w:p>
     <w:p>
@@ -13106,12 +12085,6 @@
         <w:gridCol w:w="2360"/>
       </w:tblGrid>
       <w:tr>
-        <w:tblPrEx>
-          <w:tblCellMar>
-            <w:top w:w="0" w:type="dxa"/>
-            <w:bottom w:w="0" w:type="dxa"/>
-          </w:tblCellMar>
-        </w:tblPrEx>
         <w:tc>
           <w:tcPr>
             <w:tcW w:w="7000" w:type="dxa"/>
@@ -13174,12 +12147,6 @@
         </w:tc>
       </w:tr>
       <w:tr>
-        <w:tblPrEx>
-          <w:tblCellMar>
-            <w:top w:w="0" w:type="dxa"/>
-            <w:bottom w:w="0" w:type="dxa"/>
-          </w:tblCellMar>
-        </w:tblPrEx>
         <w:tc>
           <w:tcPr>
             <w:tcW w:w="7000" w:type="dxa"/>
@@ -13236,12 +12203,6 @@
         </w:tc>
       </w:tr>
       <w:tr>
-        <w:tblPrEx>
-          <w:tblCellMar>
-            <w:top w:w="0" w:type="dxa"/>
-            <w:bottom w:w="0" w:type="dxa"/>
-          </w:tblCellMar>
-        </w:tblPrEx>
         <w:tc>
           <w:tcPr>
             <w:tcW w:w="7000" w:type="dxa"/>
@@ -13298,12 +12259,6 @@
         </w:tc>
       </w:tr>
       <w:tr>
-        <w:tblPrEx>
-          <w:tblCellMar>
-            <w:top w:w="0" w:type="dxa"/>
-            <w:bottom w:w="0" w:type="dxa"/>
-          </w:tblCellMar>
-        </w:tblPrEx>
         <w:tc>
           <w:tcPr>
             <w:tcW w:w="7000" w:type="dxa"/>
@@ -13360,12 +12315,6 @@
         </w:tc>
       </w:tr>
       <w:tr>
-        <w:tblPrEx>
-          <w:tblCellMar>
-            <w:top w:w="0" w:type="dxa"/>
-            <w:bottom w:w="0" w:type="dxa"/>
-          </w:tblCellMar>
-        </w:tblPrEx>
         <w:tc>
           <w:tcPr>
             <w:tcW w:w="7000" w:type="dxa"/>
@@ -13422,12 +12371,6 @@
         </w:tc>
       </w:tr>
       <w:tr>
-        <w:tblPrEx>
-          <w:tblCellMar>
-            <w:top w:w="0" w:type="dxa"/>
-            <w:bottom w:w="0" w:type="dxa"/>
-          </w:tblCellMar>
-        </w:tblPrEx>
         <w:tc>
           <w:tcPr>
             <w:tcW w:w="7000" w:type="dxa"/>
@@ -13484,12 +12427,6 @@
         </w:tc>
       </w:tr>
       <w:tr>
-        <w:tblPrEx>
-          <w:tblCellMar>
-            <w:top w:w="0" w:type="dxa"/>
-            <w:bottom w:w="0" w:type="dxa"/>
-          </w:tblCellMar>
-        </w:tblPrEx>
         <w:tc>
           <w:tcPr>
             <w:tcW w:w="7000" w:type="dxa"/>
@@ -13546,12 +12483,6 @@
         </w:tc>
       </w:tr>
       <w:tr>
-        <w:tblPrEx>
-          <w:tblCellMar>
-            <w:top w:w="0" w:type="dxa"/>
-            <w:bottom w:w="0" w:type="dxa"/>
-          </w:tblCellMar>
-        </w:tblPrEx>
         <w:tc>
           <w:tcPr>
             <w:tcW w:w="7000" w:type="dxa"/>
@@ -13608,12 +12539,6 @@
         </w:tc>
       </w:tr>
       <w:tr>
-        <w:tblPrEx>
-          <w:tblCellMar>
-            <w:top w:w="0" w:type="dxa"/>
-            <w:bottom w:w="0" w:type="dxa"/>
-          </w:tblCellMar>
-        </w:tblPrEx>
         <w:tc>
           <w:tcPr>
             <w:tcW w:w="7000" w:type="dxa"/>
@@ -13637,23 +12562,7 @@
                 <w:sz w:val="18"/>
                 <w:szCs w:val="18"/>
               </w:rPr>
-              <w:t xml:space="preserve">Shared Booking Inquiry Form with </w:t>
-            </w:r>
-            <w:proofErr w:type="spellStart"/>
-            <w:r>
-              <w:rPr>
-                <w:sz w:val="18"/>
-                <w:szCs w:val="18"/>
-              </w:rPr>
-              <w:t>EmailJS</w:t>
-            </w:r>
-            <w:proofErr w:type="spellEnd"/>
-            <w:r>
-              <w:rPr>
-                <w:sz w:val="18"/>
-                <w:szCs w:val="18"/>
-              </w:rPr>
-              <w:t xml:space="preserve"> Integration</w:t>
+              <w:t>Shared Booking Inquiry Form with EmailJS Integration</w:t>
             </w:r>
           </w:p>
         </w:tc>
@@ -13686,12 +12595,6 @@
         </w:tc>
       </w:tr>
       <w:tr>
-        <w:tblPrEx>
-          <w:tblCellMar>
-            <w:top w:w="0" w:type="dxa"/>
-            <w:bottom w:w="0" w:type="dxa"/>
-          </w:tblCellMar>
-        </w:tblPrEx>
         <w:tc>
           <w:tcPr>
             <w:tcW w:w="7000" w:type="dxa"/>
@@ -13748,12 +12651,6 @@
         </w:tc>
       </w:tr>
       <w:tr>
-        <w:tblPrEx>
-          <w:tblCellMar>
-            <w:top w:w="0" w:type="dxa"/>
-            <w:bottom w:w="0" w:type="dxa"/>
-          </w:tblCellMar>
-        </w:tblPrEx>
         <w:tc>
           <w:tcPr>
             <w:tcW w:w="7000" w:type="dxa"/>
@@ -13810,12 +12707,6 @@
         </w:tc>
       </w:tr>
       <w:tr>
-        <w:tblPrEx>
-          <w:tblCellMar>
-            <w:top w:w="0" w:type="dxa"/>
-            <w:bottom w:w="0" w:type="dxa"/>
-          </w:tblCellMar>
-        </w:tblPrEx>
         <w:tc>
           <w:tcPr>
             <w:tcW w:w="7000" w:type="dxa"/>
@@ -13872,12 +12763,6 @@
         </w:tc>
       </w:tr>
       <w:tr>
-        <w:tblPrEx>
-          <w:tblCellMar>
-            <w:top w:w="0" w:type="dxa"/>
-            <w:bottom w:w="0" w:type="dxa"/>
-          </w:tblCellMar>
-        </w:tblPrEx>
         <w:tc>
           <w:tcPr>
             <w:tcW w:w="7000" w:type="dxa"/>
@@ -13901,6 +12786,7 @@
                 <w:sz w:val="18"/>
                 <w:szCs w:val="18"/>
               </w:rPr>
+              <w:lastRenderedPageBreak/>
               <w:t>Footer with Navigation, Contact Info &amp; Social Links</w:t>
             </w:r>
           </w:p>
@@ -13934,12 +12820,6 @@
         </w:tc>
       </w:tr>
       <w:tr>
-        <w:tblPrEx>
-          <w:tblCellMar>
-            <w:top w:w="0" w:type="dxa"/>
-            <w:bottom w:w="0" w:type="dxa"/>
-          </w:tblCellMar>
-        </w:tblPrEx>
         <w:tc>
           <w:tcPr>
             <w:tcW w:w="7000" w:type="dxa"/>
@@ -13996,12 +12876,6 @@
         </w:tc>
       </w:tr>
       <w:tr>
-        <w:tblPrEx>
-          <w:tblCellMar>
-            <w:top w:w="0" w:type="dxa"/>
-            <w:bottom w:w="0" w:type="dxa"/>
-          </w:tblCellMar>
-        </w:tblPrEx>
         <w:tc>
           <w:tcPr>
             <w:tcW w:w="7000" w:type="dxa"/>
@@ -14058,12 +12932,6 @@
         </w:tc>
       </w:tr>
       <w:tr>
-        <w:tblPrEx>
-          <w:tblCellMar>
-            <w:top w:w="0" w:type="dxa"/>
-            <w:bottom w:w="0" w:type="dxa"/>
-          </w:tblCellMar>
-        </w:tblPrEx>
         <w:tc>
           <w:tcPr>
             <w:tcW w:w="7000" w:type="dxa"/>
@@ -14120,12 +12988,6 @@
         </w:tc>
       </w:tr>
       <w:tr>
-        <w:tblPrEx>
-          <w:tblCellMar>
-            <w:top w:w="0" w:type="dxa"/>
-            <w:bottom w:w="0" w:type="dxa"/>
-          </w:tblCellMar>
-        </w:tblPrEx>
         <w:tc>
           <w:tcPr>
             <w:tcW w:w="7000" w:type="dxa"/>
@@ -14182,12 +13044,6 @@
         </w:tc>
       </w:tr>
       <w:tr>
-        <w:tblPrEx>
-          <w:tblCellMar>
-            <w:top w:w="0" w:type="dxa"/>
-            <w:bottom w:w="0" w:type="dxa"/>
-          </w:tblCellMar>
-        </w:tblPrEx>
         <w:tc>
           <w:tcPr>
             <w:tcW w:w="7000" w:type="dxa"/>
@@ -14378,7 +13234,6 @@
         <w:pStyle w:val="Heading2"/>
       </w:pPr>
       <w:r>
-        <w:lastRenderedPageBreak/>
         <w:t>Post-Launch Maintenance</w:t>
       </w:r>
     </w:p>
@@ -14499,12 +13354,6 @@
         <w:gridCol w:w="5860"/>
       </w:tblGrid>
       <w:tr>
-        <w:tblPrEx>
-          <w:tblCellMar>
-            <w:top w:w="0" w:type="dxa"/>
-            <w:bottom w:w="0" w:type="dxa"/>
-          </w:tblCellMar>
-        </w:tblPrEx>
         <w:tc>
           <w:tcPr>
             <w:tcW w:w="3500" w:type="dxa"/>
@@ -14567,12 +13416,6 @@
         </w:tc>
       </w:tr>
       <w:tr>
-        <w:tblPrEx>
-          <w:tblCellMar>
-            <w:top w:w="0" w:type="dxa"/>
-            <w:bottom w:w="0" w:type="dxa"/>
-          </w:tblCellMar>
-        </w:tblPrEx>
         <w:tc>
           <w:tcPr>
             <w:tcW w:w="3500" w:type="dxa"/>
@@ -14629,12 +13472,6 @@
         </w:tc>
       </w:tr>
       <w:tr>
-        <w:tblPrEx>
-          <w:tblCellMar>
-            <w:top w:w="0" w:type="dxa"/>
-            <w:bottom w:w="0" w:type="dxa"/>
-          </w:tblCellMar>
-        </w:tblPrEx>
         <w:tc>
           <w:tcPr>
             <w:tcW w:w="3500" w:type="dxa"/>
@@ -14691,12 +13528,6 @@
         </w:tc>
       </w:tr>
       <w:tr>
-        <w:tblPrEx>
-          <w:tblCellMar>
-            <w:top w:w="0" w:type="dxa"/>
-            <w:bottom w:w="0" w:type="dxa"/>
-          </w:tblCellMar>
-        </w:tblPrEx>
         <w:tc>
           <w:tcPr>
             <w:tcW w:w="3500" w:type="dxa"/>
@@ -14720,17 +13551,9 @@
                 <w:sz w:val="18"/>
                 <w:szCs w:val="18"/>
               </w:rPr>
-              <w:t xml:space="preserve">Remaining Balance (50%) — Paid in </w:t>
-            </w:r>
-            <w:proofErr w:type="spellStart"/>
-            <w:r>
-              <w:rPr>
-                <w:sz w:val="18"/>
-                <w:szCs w:val="18"/>
-              </w:rPr>
-              <w:t>Installments</w:t>
-            </w:r>
-            <w:proofErr w:type="spellEnd"/>
+              <w:lastRenderedPageBreak/>
+              <w:t>Remaining Balance (50%) — Paid in Installments</w:t>
+            </w:r>
           </w:p>
         </w:tc>
         <w:tc>
@@ -14762,12 +13585,6 @@
         </w:tc>
       </w:tr>
       <w:tr>
-        <w:tblPrEx>
-          <w:tblCellMar>
-            <w:top w:w="0" w:type="dxa"/>
-            <w:bottom w:w="0" w:type="dxa"/>
-          </w:tblCellMar>
-        </w:tblPrEx>
         <w:tc>
           <w:tcPr>
             <w:tcW w:w="3500" w:type="dxa"/>
@@ -14791,23 +13608,7 @@
                 <w:sz w:val="18"/>
                 <w:szCs w:val="18"/>
               </w:rPr>
-              <w:t xml:space="preserve">Final </w:t>
-            </w:r>
-            <w:proofErr w:type="spellStart"/>
-            <w:r>
-              <w:rPr>
-                <w:sz w:val="18"/>
-                <w:szCs w:val="18"/>
-              </w:rPr>
-              <w:t>Installment</w:t>
-            </w:r>
-            <w:proofErr w:type="spellEnd"/>
-            <w:r>
-              <w:rPr>
-                <w:sz w:val="18"/>
-                <w:szCs w:val="18"/>
-              </w:rPr>
-              <w:t xml:space="preserve"> Due</w:t>
+              <w:t>Final Installment Due</w:t>
             </w:r>
           </w:p>
         </w:tc>
@@ -14840,12 +13641,6 @@
         </w:tc>
       </w:tr>
       <w:tr>
-        <w:tblPrEx>
-          <w:tblCellMar>
-            <w:top w:w="0" w:type="dxa"/>
-            <w:bottom w:w="0" w:type="dxa"/>
-          </w:tblCellMar>
-        </w:tblPrEx>
         <w:tc>
           <w:tcPr>
             <w:tcW w:w="3500" w:type="dxa"/>
@@ -14943,15 +13738,7 @@
         <w:spacing w:before="40" w:after="40"/>
       </w:pPr>
       <w:r>
-        <w:t xml:space="preserve">The remaining 50% balance will be paid in </w:t>
-      </w:r>
-      <w:proofErr w:type="spellStart"/>
-      <w:r>
-        <w:t>installments</w:t>
-      </w:r>
-      <w:proofErr w:type="spellEnd"/>
-      <w:r>
-        <w:t xml:space="preserve"> as agreed upon by both parties prior to development starting.</w:t>
+        <w:t>The remaining 50% balance will be paid in installments as agreed upon by both parties prior to development starting.</w:t>
       </w:r>
     </w:p>
     <w:p>
@@ -14964,15 +13751,7 @@
         <w:spacing w:before="40" w:after="40"/>
       </w:pPr>
       <w:r>
-        <w:t xml:space="preserve">The final </w:t>
-      </w:r>
-      <w:proofErr w:type="spellStart"/>
-      <w:r>
-        <w:t>installment</w:t>
-      </w:r>
-      <w:proofErr w:type="spellEnd"/>
-      <w:r>
-        <w:t xml:space="preserve"> must be settled in full before the website is deployed or source code is handed over.</w:t>
+        <w:t>The final installment must be settled in full before the website is deployed or source code is handed over.</w:t>
       </w:r>
     </w:p>
     <w:p>
@@ -15037,7 +13816,6 @@
         <w:pStyle w:val="Heading2"/>
       </w:pPr>
       <w:r>
-        <w:lastRenderedPageBreak/>
         <w:t>Intellectual Property</w:t>
       </w:r>
     </w:p>
@@ -15201,13 +13979,8 @@
         </w:numPr>
         <w:spacing w:before="40" w:after="40"/>
       </w:pPr>
-      <w:proofErr w:type="spellStart"/>
-      <w:r>
-        <w:t>Installment</w:t>
-      </w:r>
-      <w:proofErr w:type="spellEnd"/>
-      <w:r>
-        <w:t xml:space="preserve"> payment amounts and dates must be agreed upon in writing by both parties before development begins.</w:t>
+      <w:r>
+        <w:t>Installment payment amounts and dates must be agreed upon in writing by both parties before development begins.</w:t>
       </w:r>
     </w:p>
     <w:p>
@@ -15284,12 +14057,6 @@
         <w:gridCol w:w="4680"/>
       </w:tblGrid>
       <w:tr>
-        <w:tblPrEx>
-          <w:tblCellMar>
-            <w:top w:w="0" w:type="dxa"/>
-            <w:bottom w:w="0" w:type="dxa"/>
-          </w:tblCellMar>
-        </w:tblPrEx>
         <w:tc>
           <w:tcPr>
             <w:tcW w:w="4680" w:type="dxa"/>
@@ -15315,7 +14082,6 @@
                 <w:sz w:val="18"/>
                 <w:szCs w:val="18"/>
               </w:rPr>
-              <w:lastRenderedPageBreak/>
               <w:t>CLIENT — KTWOO VISUALS</w:t>
             </w:r>
           </w:p>
@@ -15351,12 +14117,6 @@
         </w:tc>
       </w:tr>
       <w:tr>
-        <w:tblPrEx>
-          <w:tblCellMar>
-            <w:top w:w="0" w:type="dxa"/>
-            <w:bottom w:w="0" w:type="dxa"/>
-          </w:tblCellMar>
-        </w:tblPrEx>
         <w:tc>
           <w:tcPr>
             <w:tcW w:w="4680" w:type="dxa"/>
@@ -15395,12 +14155,6 @@
         </w:tc>
       </w:tr>
       <w:tr>
-        <w:tblPrEx>
-          <w:tblCellMar>
-            <w:top w:w="0" w:type="dxa"/>
-            <w:bottom w:w="0" w:type="dxa"/>
-          </w:tblCellMar>
-        </w:tblPrEx>
         <w:tc>
           <w:tcPr>
             <w:tcW w:w="4680" w:type="dxa"/>
@@ -15461,12 +14215,6 @@
         </w:tc>
       </w:tr>
       <w:tr>
-        <w:tblPrEx>
-          <w:tblCellMar>
-            <w:top w:w="0" w:type="dxa"/>
-            <w:bottom w:w="0" w:type="dxa"/>
-          </w:tblCellMar>
-        </w:tblPrEx>
         <w:tc>
           <w:tcPr>
             <w:tcW w:w="4680" w:type="dxa"/>
@@ -15505,12 +14253,6 @@
         </w:tc>
       </w:tr>
       <w:tr>
-        <w:tblPrEx>
-          <w:tblCellMar>
-            <w:top w:w="0" w:type="dxa"/>
-            <w:bottom w:w="0" w:type="dxa"/>
-          </w:tblCellMar>
-        </w:tblPrEx>
         <w:tc>
           <w:tcPr>
             <w:tcW w:w="4680" w:type="dxa"/>
@@ -15597,73 +14339,7 @@
           <w:sz w:val="16"/>
           <w:szCs w:val="16"/>
         </w:rPr>
-        <w:t xml:space="preserve">Peacemaker </w:t>
-      </w:r>
-      <w:proofErr w:type="gramStart"/>
-      <w:r>
-        <w:rPr>
-          <w:i/>
-          <w:iCs/>
-          <w:color w:val="666666"/>
-          <w:sz w:val="16"/>
-          <w:szCs w:val="16"/>
-        </w:rPr>
-        <w:t>Dev  ·</w:t>
-      </w:r>
-      <w:proofErr w:type="gramEnd"/>
-      <w:r>
-        <w:rPr>
-          <w:i/>
-          <w:iCs/>
-          <w:color w:val="666666"/>
-          <w:sz w:val="16"/>
-          <w:szCs w:val="16"/>
-        </w:rPr>
-        <w:t xml:space="preserve">  </w:t>
-      </w:r>
-      <w:proofErr w:type="gramStart"/>
-      <w:r>
-        <w:rPr>
-          <w:i/>
-          <w:iCs/>
-          <w:color w:val="666666"/>
-          <w:sz w:val="16"/>
-          <w:szCs w:val="16"/>
-        </w:rPr>
-        <w:t>info@peacemakerdev.co.za  ·</w:t>
-      </w:r>
-      <w:proofErr w:type="gramEnd"/>
-      <w:r>
-        <w:rPr>
-          <w:i/>
-          <w:iCs/>
-          <w:color w:val="666666"/>
-          <w:sz w:val="16"/>
-          <w:szCs w:val="16"/>
-        </w:rPr>
-        <w:t xml:space="preserve">  079 168 </w:t>
-      </w:r>
-      <w:proofErr w:type="gramStart"/>
-      <w:r>
-        <w:rPr>
-          <w:i/>
-          <w:iCs/>
-          <w:color w:val="666666"/>
-          <w:sz w:val="16"/>
-          <w:szCs w:val="16"/>
-        </w:rPr>
-        <w:t>1131  ·</w:t>
-      </w:r>
-      <w:proofErr w:type="gramEnd"/>
-      <w:r>
-        <w:rPr>
-          <w:i/>
-          <w:iCs/>
-          <w:color w:val="666666"/>
-          <w:sz w:val="16"/>
-          <w:szCs w:val="16"/>
-        </w:rPr>
-        <w:t xml:space="preserve">  www.peacemakerdev.co.za</w:t>
+        <w:t>Peacemaker Dev  ·  info@peacemakerdev.co.za  ·  079 168 1131  ·  www.peacemakerdev.co.za</w:t>
       </w:r>
     </w:p>
     <w:sectPr>
